--- a/docs/manuals/dm/DM06-閱讀統計 KPI.docx
+++ b/docs/manuals/dm/DM06-閱讀統計 KPI.docx
@@ -7,6 +7,8 @@
         <w:spacing w:after="0"/>
         <w:jc w:val="center"/>
       </w:pPr>
+      <w:bookmarkStart w:id="0" w:name="_GoBack"/>
+      <w:bookmarkEnd w:id="0"/>
     </w:p>
     <w:p>
       <w:pPr>
@@ -155,7 +157,19 @@
         <w:rPr>
           <w:sz w:val="44"/>
         </w:rPr>
-        <w:t>DM06 閱讀統計 KPI</w:t>
+        <w:t xml:space="preserve">DM06 </w:t>
+      </w:r>
+      <w:r>
+        <w:rPr>
+          <w:sz w:val="44"/>
+        </w:rPr>
+        <w:t>閱讀統計</w:t>
+      </w:r>
+      <w:r>
+        <w:rPr>
+          <w:sz w:val="44"/>
+        </w:rPr>
+        <w:t xml:space="preserve"> KPI</w:t>
       </w:r>
     </w:p>
     <w:p>
@@ -191,20 +205,26 @@
     <w:tbl>
       <w:tblPr>
         <w:tblStyle w:val="aff2"/>
-        <w:tblW w:type="auto" w:w="0"/>
+        <w:tblW w:w="0" w:type="auto"/>
         <w:jc w:val="center"/>
-        <w:tblLook w:firstColumn="1" w:firstRow="1" w:lastColumn="0" w:lastRow="0" w:noHBand="0" w:noVBand="1" w:val="04A0"/>
+        <w:tblLook w:val="04A0" w:firstRow="1" w:lastRow="0" w:firstColumn="1" w:lastColumn="0" w:noHBand="0" w:noVBand="1"/>
       </w:tblPr>
       <w:tblGrid>
-        <w:gridCol w:w="4680"/>
-        <w:gridCol w:w="4680"/>
+        <w:gridCol w:w="2160"/>
+        <w:gridCol w:w="3600"/>
       </w:tblGrid>
       <w:tr>
+        <w:trPr>
+          <w:jc w:val="center"/>
+        </w:trPr>
         <w:tc>
           <w:tcPr>
-            <w:tcW w:type="dxa" w:w="2160"/>
+            <w:tcW w:w="2160" w:type="dxa"/>
           </w:tcPr>
           <w:p>
+            <w:pPr>
+              <w:spacing w:before="60" w:after="60"/>
+            </w:pPr>
             <w:r>
               <w:t>版本</w:t>
             </w:r>
@@ -212,9 +232,12 @@
         </w:tc>
         <w:tc>
           <w:tcPr>
-            <w:tcW w:type="dxa" w:w="3600"/>
+            <w:tcW w:w="3600" w:type="dxa"/>
           </w:tcPr>
           <w:p>
+            <w:pPr>
+              <w:spacing w:before="60" w:after="60"/>
+            </w:pPr>
             <w:r>
               <w:t>1.0</w:t>
             </w:r>
@@ -222,11 +245,17 @@
         </w:tc>
       </w:tr>
       <w:tr>
+        <w:trPr>
+          <w:jc w:val="center"/>
+        </w:trPr>
         <w:tc>
           <w:tcPr>
-            <w:tcW w:type="dxa" w:w="2160"/>
+            <w:tcW w:w="2160" w:type="dxa"/>
           </w:tcPr>
           <w:p>
+            <w:pPr>
+              <w:spacing w:before="60" w:after="60"/>
+            </w:pPr>
             <w:r>
               <w:t>建立日期</w:t>
             </w:r>
@@ -234,21 +263,30 @@
         </w:tc>
         <w:tc>
           <w:tcPr>
-            <w:tcW w:type="dxa" w:w="3600"/>
+            <w:tcW w:w="3600" w:type="dxa"/>
           </w:tcPr>
           <w:p>
+            <w:pPr>
+              <w:spacing w:before="60" w:after="60"/>
+            </w:pPr>
             <w:r>
-              <w:t>2026/10/19</w:t>
+              <w:t>2026/10/20</w:t>
             </w:r>
           </w:p>
         </w:tc>
       </w:tr>
       <w:tr>
+        <w:trPr>
+          <w:jc w:val="center"/>
+        </w:trPr>
         <w:tc>
           <w:tcPr>
-            <w:tcW w:type="dxa" w:w="2160"/>
+            <w:tcW w:w="2160" w:type="dxa"/>
           </w:tcPr>
           <w:p>
+            <w:pPr>
+              <w:spacing w:before="60" w:after="60"/>
+            </w:pPr>
             <w:r>
               <w:t>更新日期</w:t>
             </w:r>
@@ -256,19 +294,27 @@
         </w:tc>
         <w:tc>
           <w:tcPr>
-            <w:tcW w:type="dxa" w:w="3600"/>
+            <w:tcW w:w="3600" w:type="dxa"/>
           </w:tcPr>
           <w:p>
-            <w:r/>
+            <w:pPr>
+              <w:spacing w:before="60" w:after="60"/>
+            </w:pPr>
           </w:p>
         </w:tc>
       </w:tr>
       <w:tr>
+        <w:trPr>
+          <w:jc w:val="center"/>
+        </w:trPr>
         <w:tc>
           <w:tcPr>
-            <w:tcW w:type="dxa" w:w="2160"/>
+            <w:tcW w:w="2160" w:type="dxa"/>
           </w:tcPr>
           <w:p>
+            <w:pPr>
+              <w:spacing w:before="60" w:after="60"/>
+            </w:pPr>
             <w:r>
               <w:t>作者</w:t>
             </w:r>
@@ -276,9 +322,12 @@
         </w:tc>
         <w:tc>
           <w:tcPr>
-            <w:tcW w:type="dxa" w:w="3600"/>
+            <w:tcW w:w="3600" w:type="dxa"/>
           </w:tcPr>
           <w:p>
+            <w:pPr>
+              <w:spacing w:before="60" w:after="60"/>
+            </w:pPr>
             <w:r>
               <w:t>朱可棠</w:t>
             </w:r>
@@ -289,31 +338,38 @@
     <w:p>
       <w:pPr>
         <w:pStyle w:val="Heading1NoTOC"/>
-        <w:pageBreakBefore/>
       </w:pPr>
       <w:r>
-        <w:t>文件制/修訂履歷</w:t>
+        <w:lastRenderedPageBreak/>
+        <w:t>文件制</w:t>
+      </w:r>
+      <w:r>
+        <w:t>/</w:t>
+      </w:r>
+      <w:r>
+        <w:t>修訂履歷</w:t>
       </w:r>
     </w:p>
     <w:tbl>
       <w:tblPr>
         <w:tblStyle w:val="aff2"/>
-        <w:tblW w:type="auto" w:w="0"/>
-        <w:tblLook w:firstColumn="1" w:firstRow="1" w:lastColumn="0" w:lastRow="0" w:noHBand="0" w:noVBand="1" w:val="04A0"/>
+        <w:tblW w:w="0" w:type="auto"/>
+        <w:tblLook w:val="04A0" w:firstRow="1" w:lastRow="0" w:firstColumn="1" w:lastColumn="0" w:noHBand="0" w:noVBand="1"/>
       </w:tblPr>
       <w:tblGrid>
-        <w:gridCol w:w="2340"/>
-        <w:gridCol w:w="2340"/>
-        <w:gridCol w:w="2340"/>
-        <w:gridCol w:w="2340"/>
+        <w:gridCol w:w="1151"/>
+        <w:gridCol w:w="1729"/>
+        <w:gridCol w:w="4320"/>
+        <w:gridCol w:w="2160"/>
       </w:tblGrid>
       <w:tr>
         <w:tc>
           <w:tcPr>
-            <w:tcW w:type="dxa" w:w="1151"/>
+            <w:tcW w:w="1151" w:type="dxa"/>
           </w:tcPr>
           <w:p>
             <w:pPr>
+              <w:spacing w:before="60" w:after="60"/>
               <w:jc w:val="center"/>
             </w:pPr>
             <w:r>
@@ -326,10 +382,11 @@
         </w:tc>
         <w:tc>
           <w:tcPr>
-            <w:tcW w:type="dxa" w:w="1729"/>
+            <w:tcW w:w="1729" w:type="dxa"/>
           </w:tcPr>
           <w:p>
             <w:pPr>
+              <w:spacing w:before="60" w:after="60"/>
               <w:jc w:val="center"/>
             </w:pPr>
             <w:r>
@@ -342,10 +399,11 @@
         </w:tc>
         <w:tc>
           <w:tcPr>
-            <w:tcW w:type="dxa" w:w="4320"/>
+            <w:tcW w:w="4320" w:type="dxa"/>
           </w:tcPr>
           <w:p>
             <w:pPr>
+              <w:spacing w:before="60" w:after="60"/>
               <w:jc w:val="center"/>
             </w:pPr>
             <w:r>
@@ -358,10 +416,11 @@
         </w:tc>
         <w:tc>
           <w:tcPr>
-            <w:tcW w:type="dxa" w:w="2160"/>
+            <w:tcW w:w="2160" w:type="dxa"/>
           </w:tcPr>
           <w:p>
             <w:pPr>
+              <w:spacing w:before="60" w:after="60"/>
               <w:jc w:val="center"/>
             </w:pPr>
             <w:r>
@@ -376,10 +435,11 @@
       <w:tr>
         <w:tc>
           <w:tcPr>
-            <w:tcW w:type="dxa" w:w="1151"/>
+            <w:tcW w:w="1151" w:type="dxa"/>
           </w:tcPr>
           <w:p>
             <w:pPr>
+              <w:spacing w:before="60" w:after="60"/>
               <w:jc w:val="center"/>
             </w:pPr>
             <w:r>
@@ -389,22 +449,26 @@
         </w:tc>
         <w:tc>
           <w:tcPr>
-            <w:tcW w:type="dxa" w:w="1729"/>
+            <w:tcW w:w="1729" w:type="dxa"/>
           </w:tcPr>
           <w:p>
             <w:pPr>
+              <w:spacing w:before="60" w:after="60"/>
               <w:jc w:val="center"/>
             </w:pPr>
             <w:r>
-              <w:t>2026/10/19</w:t>
+              <w:t>2026/10/20</w:t>
             </w:r>
           </w:p>
         </w:tc>
         <w:tc>
           <w:tcPr>
-            <w:tcW w:type="dxa" w:w="4320"/>
+            <w:tcW w:w="4320" w:type="dxa"/>
           </w:tcPr>
           <w:p>
+            <w:pPr>
+              <w:spacing w:before="60" w:after="60"/>
+            </w:pPr>
             <w:r>
               <w:t>初次發行</w:t>
             </w:r>
@@ -412,10 +476,11 @@
         </w:tc>
         <w:tc>
           <w:tcPr>
-            <w:tcW w:type="dxa" w:w="2160"/>
+            <w:tcW w:w="2160" w:type="dxa"/>
           </w:tcPr>
           <w:p>
             <w:pPr>
+              <w:spacing w:before="60" w:after="60"/>
               <w:jc w:val="center"/>
             </w:pPr>
             <w:r>
@@ -428,25 +493,985 @@
     <w:p>
       <w:pPr>
         <w:pStyle w:val="Heading1NoTOC"/>
-        <w:pageBreakBefore/>
       </w:pPr>
       <w:r>
+        <w:lastRenderedPageBreak/>
         <w:t>目錄</w:t>
       </w:r>
     </w:p>
     <w:p>
+      <w:pPr>
+        <w:pStyle w:val="14"/>
+        <w:tabs>
+          <w:tab w:val="right" w:leader="dot" w:pos="9350"/>
+        </w:tabs>
+        <w:rPr>
+          <w:rFonts w:asciiTheme="minorHAnsi" w:eastAsiaTheme="minorEastAsia" w:hAnsiTheme="minorHAnsi" w:cstheme="minorBidi"/>
+          <w:noProof/>
+          <w:color w:val="auto"/>
+          <w:kern w:val="2"/>
+          <w:szCs w:val="22"/>
+        </w:rPr>
+      </w:pPr>
       <w:r>
         <w:fldChar w:fldCharType="begin"/>
-        <w:instrText xml:space="preserve">TOC \o "1-2" \h \z \u</w:instrText>
+      </w:r>
+      <w:r>
+        <w:instrText>TOC \o "1-2" \h \z \u</w:instrText>
+      </w:r>
+      <w:r>
         <w:fldChar w:fldCharType="separate"/>
-        <w:t>目錄將於開啟文件時自動更新</w:t>
+      </w:r>
+      <w:hyperlink w:anchor="_Toc243386793" w:history="1">
+        <w:r>
+          <w:rPr>
+            <w:rStyle w:val="affb"/>
+            <w:rFonts w:hint="eastAsia"/>
+            <w:noProof/>
+          </w:rPr>
+          <w:t>壹、作業說明</w:t>
+        </w:r>
+        <w:r>
+          <w:rPr>
+            <w:noProof/>
+            <w:webHidden/>
+          </w:rPr>
+          <w:tab/>
+        </w:r>
+        <w:r>
+          <w:rPr>
+            <w:noProof/>
+            <w:webHidden/>
+          </w:rPr>
+          <w:fldChar w:fldCharType="begin"/>
+        </w:r>
+        <w:r>
+          <w:rPr>
+            <w:noProof/>
+            <w:webHidden/>
+          </w:rPr>
+          <w:instrText xml:space="preserve"> PAGEREF _Toc243386793 \h </w:instrText>
+        </w:r>
+        <w:r>
+          <w:rPr>
+            <w:noProof/>
+            <w:webHidden/>
+          </w:rPr>
+        </w:r>
+        <w:r>
+          <w:rPr>
+            <w:noProof/>
+            <w:webHidden/>
+          </w:rPr>
+          <w:fldChar w:fldCharType="separate"/>
+        </w:r>
+        <w:r>
+          <w:rPr>
+            <w:noProof/>
+            <w:webHidden/>
+          </w:rPr>
+          <w:t>1</w:t>
+        </w:r>
+        <w:r>
+          <w:rPr>
+            <w:noProof/>
+            <w:webHidden/>
+          </w:rPr>
+          <w:fldChar w:fldCharType="end"/>
+        </w:r>
+      </w:hyperlink>
+    </w:p>
+    <w:p>
+      <w:pPr>
+        <w:pStyle w:val="2a"/>
+        <w:tabs>
+          <w:tab w:val="right" w:leader="dot" w:pos="9350"/>
+        </w:tabs>
+        <w:rPr>
+          <w:rFonts w:asciiTheme="minorHAnsi" w:eastAsiaTheme="minorEastAsia" w:hAnsiTheme="minorHAnsi" w:cstheme="minorBidi"/>
+          <w:noProof/>
+          <w:color w:val="auto"/>
+          <w:kern w:val="2"/>
+          <w:szCs w:val="22"/>
+        </w:rPr>
+      </w:pPr>
+      <w:hyperlink w:anchor="_Toc243386794" w:history="1">
+        <w:r>
+          <w:rPr>
+            <w:rStyle w:val="affb"/>
+            <w:rFonts w:hint="eastAsia"/>
+            <w:noProof/>
+          </w:rPr>
+          <w:t>一、使用情境</w:t>
+        </w:r>
+        <w:r>
+          <w:rPr>
+            <w:noProof/>
+            <w:webHidden/>
+          </w:rPr>
+          <w:tab/>
+        </w:r>
+        <w:r>
+          <w:rPr>
+            <w:noProof/>
+            <w:webHidden/>
+          </w:rPr>
+          <w:fldChar w:fldCharType="begin"/>
+        </w:r>
+        <w:r>
+          <w:rPr>
+            <w:noProof/>
+            <w:webHidden/>
+          </w:rPr>
+          <w:instrText xml:space="preserve"> PAGEREF _Toc243386794 \h </w:instrText>
+        </w:r>
+        <w:r>
+          <w:rPr>
+            <w:noProof/>
+            <w:webHidden/>
+          </w:rPr>
+        </w:r>
+        <w:r>
+          <w:rPr>
+            <w:noProof/>
+            <w:webHidden/>
+          </w:rPr>
+          <w:fldChar w:fldCharType="separate"/>
+        </w:r>
+        <w:r>
+          <w:rPr>
+            <w:noProof/>
+            <w:webHidden/>
+          </w:rPr>
+          <w:t>1</w:t>
+        </w:r>
+        <w:r>
+          <w:rPr>
+            <w:noProof/>
+            <w:webHidden/>
+          </w:rPr>
+          <w:fldChar w:fldCharType="end"/>
+        </w:r>
+      </w:hyperlink>
+    </w:p>
+    <w:p>
+      <w:pPr>
+        <w:pStyle w:val="2a"/>
+        <w:tabs>
+          <w:tab w:val="right" w:leader="dot" w:pos="9350"/>
+        </w:tabs>
+        <w:rPr>
+          <w:rFonts w:asciiTheme="minorHAnsi" w:eastAsiaTheme="minorEastAsia" w:hAnsiTheme="minorHAnsi" w:cstheme="minorBidi"/>
+          <w:noProof/>
+          <w:color w:val="auto"/>
+          <w:kern w:val="2"/>
+          <w:szCs w:val="22"/>
+        </w:rPr>
+      </w:pPr>
+      <w:hyperlink w:anchor="_Toc243386795" w:history="1">
+        <w:r>
+          <w:rPr>
+            <w:rStyle w:val="affb"/>
+            <w:rFonts w:hint="eastAsia"/>
+            <w:noProof/>
+          </w:rPr>
+          <w:t>二、進入路徑</w:t>
+        </w:r>
+        <w:r>
+          <w:rPr>
+            <w:noProof/>
+            <w:webHidden/>
+          </w:rPr>
+          <w:tab/>
+        </w:r>
+        <w:r>
+          <w:rPr>
+            <w:noProof/>
+            <w:webHidden/>
+          </w:rPr>
+          <w:fldChar w:fldCharType="begin"/>
+        </w:r>
+        <w:r>
+          <w:rPr>
+            <w:noProof/>
+            <w:webHidden/>
+          </w:rPr>
+          <w:instrText xml:space="preserve"> PAGEREF _Toc243386795 \h </w:instrText>
+        </w:r>
+        <w:r>
+          <w:rPr>
+            <w:noProof/>
+            <w:webHidden/>
+          </w:rPr>
+        </w:r>
+        <w:r>
+          <w:rPr>
+            <w:noProof/>
+            <w:webHidden/>
+          </w:rPr>
+          <w:fldChar w:fldCharType="separate"/>
+        </w:r>
+        <w:r>
+          <w:rPr>
+            <w:noProof/>
+            <w:webHidden/>
+          </w:rPr>
+          <w:t>1</w:t>
+        </w:r>
+        <w:r>
+          <w:rPr>
+            <w:noProof/>
+            <w:webHidden/>
+          </w:rPr>
+          <w:fldChar w:fldCharType="end"/>
+        </w:r>
+      </w:hyperlink>
+    </w:p>
+    <w:p>
+      <w:pPr>
+        <w:pStyle w:val="14"/>
+        <w:tabs>
+          <w:tab w:val="right" w:leader="dot" w:pos="9350"/>
+        </w:tabs>
+        <w:rPr>
+          <w:rFonts w:asciiTheme="minorHAnsi" w:eastAsiaTheme="minorEastAsia" w:hAnsiTheme="minorHAnsi" w:cstheme="minorBidi"/>
+          <w:noProof/>
+          <w:color w:val="auto"/>
+          <w:kern w:val="2"/>
+          <w:szCs w:val="22"/>
+        </w:rPr>
+      </w:pPr>
+      <w:hyperlink w:anchor="_Toc243386796" w:history="1">
+        <w:r>
+          <w:rPr>
+            <w:rStyle w:val="affb"/>
+            <w:rFonts w:hint="eastAsia"/>
+            <w:noProof/>
+          </w:rPr>
+          <w:t>貳、操作說明</w:t>
+        </w:r>
+        <w:r>
+          <w:rPr>
+            <w:noProof/>
+            <w:webHidden/>
+          </w:rPr>
+          <w:tab/>
+        </w:r>
+        <w:r>
+          <w:rPr>
+            <w:noProof/>
+            <w:webHidden/>
+          </w:rPr>
+          <w:fldChar w:fldCharType="begin"/>
+        </w:r>
+        <w:r>
+          <w:rPr>
+            <w:noProof/>
+            <w:webHidden/>
+          </w:rPr>
+          <w:instrText xml:space="preserve"> PAGEREF _Toc243386796 \h </w:instrText>
+        </w:r>
+        <w:r>
+          <w:rPr>
+            <w:noProof/>
+            <w:webHidden/>
+          </w:rPr>
+        </w:r>
+        <w:r>
+          <w:rPr>
+            <w:noProof/>
+            <w:webHidden/>
+          </w:rPr>
+          <w:fldChar w:fldCharType="separate"/>
+        </w:r>
+        <w:r>
+          <w:rPr>
+            <w:noProof/>
+            <w:webHidden/>
+          </w:rPr>
+          <w:t>2</w:t>
+        </w:r>
+        <w:r>
+          <w:rPr>
+            <w:noProof/>
+            <w:webHidden/>
+          </w:rPr>
+          <w:fldChar w:fldCharType="end"/>
+        </w:r>
+      </w:hyperlink>
+    </w:p>
+    <w:p>
+      <w:pPr>
+        <w:pStyle w:val="2a"/>
+        <w:tabs>
+          <w:tab w:val="right" w:leader="dot" w:pos="9350"/>
+        </w:tabs>
+        <w:rPr>
+          <w:rFonts w:asciiTheme="minorHAnsi" w:eastAsiaTheme="minorEastAsia" w:hAnsiTheme="minorHAnsi" w:cstheme="minorBidi"/>
+          <w:noProof/>
+          <w:color w:val="auto"/>
+          <w:kern w:val="2"/>
+          <w:szCs w:val="22"/>
+        </w:rPr>
+      </w:pPr>
+      <w:hyperlink w:anchor="_Toc243386797" w:history="1">
+        <w:r>
+          <w:rPr>
+            <w:rStyle w:val="affb"/>
+            <w:rFonts w:hint="eastAsia"/>
+            <w:noProof/>
+          </w:rPr>
+          <w:t>一、畫面與前置設定</w:t>
+        </w:r>
+        <w:r>
+          <w:rPr>
+            <w:noProof/>
+            <w:webHidden/>
+          </w:rPr>
+          <w:tab/>
+        </w:r>
+        <w:r>
+          <w:rPr>
+            <w:noProof/>
+            <w:webHidden/>
+          </w:rPr>
+          <w:fldChar w:fldCharType="begin"/>
+        </w:r>
+        <w:r>
+          <w:rPr>
+            <w:noProof/>
+            <w:webHidden/>
+          </w:rPr>
+          <w:instrText xml:space="preserve"> PAGEREF _Toc243386797 \h </w:instrText>
+        </w:r>
+        <w:r>
+          <w:rPr>
+            <w:noProof/>
+            <w:webHidden/>
+          </w:rPr>
+        </w:r>
+        <w:r>
+          <w:rPr>
+            <w:noProof/>
+            <w:webHidden/>
+          </w:rPr>
+          <w:fldChar w:fldCharType="separate"/>
+        </w:r>
+        <w:r>
+          <w:rPr>
+            <w:noProof/>
+            <w:webHidden/>
+          </w:rPr>
+          <w:t>2</w:t>
+        </w:r>
+        <w:r>
+          <w:rPr>
+            <w:noProof/>
+            <w:webHidden/>
+          </w:rPr>
+          <w:fldChar w:fldCharType="end"/>
+        </w:r>
+      </w:hyperlink>
+    </w:p>
+    <w:p>
+      <w:pPr>
+        <w:pStyle w:val="2a"/>
+        <w:tabs>
+          <w:tab w:val="right" w:leader="dot" w:pos="9350"/>
+        </w:tabs>
+        <w:rPr>
+          <w:rFonts w:asciiTheme="minorHAnsi" w:eastAsiaTheme="minorEastAsia" w:hAnsiTheme="minorHAnsi" w:cstheme="minorBidi"/>
+          <w:noProof/>
+          <w:color w:val="auto"/>
+          <w:kern w:val="2"/>
+          <w:szCs w:val="22"/>
+        </w:rPr>
+      </w:pPr>
+      <w:hyperlink w:anchor="_Toc243386798" w:history="1">
+        <w:r>
+          <w:rPr>
+            <w:rStyle w:val="affb"/>
+            <w:rFonts w:hint="eastAsia"/>
+            <w:noProof/>
+          </w:rPr>
+          <w:t>二、應看、已看與閱讀率怎麼算</w:t>
+        </w:r>
+        <w:r>
+          <w:rPr>
+            <w:noProof/>
+            <w:webHidden/>
+          </w:rPr>
+          <w:tab/>
+        </w:r>
+        <w:r>
+          <w:rPr>
+            <w:noProof/>
+            <w:webHidden/>
+          </w:rPr>
+          <w:fldChar w:fldCharType="begin"/>
+        </w:r>
+        <w:r>
+          <w:rPr>
+            <w:noProof/>
+            <w:webHidden/>
+          </w:rPr>
+          <w:instrText xml:space="preserve"> PAGEREF _Toc243386798 \h </w:instrText>
+        </w:r>
+        <w:r>
+          <w:rPr>
+            <w:noProof/>
+            <w:webHidden/>
+          </w:rPr>
+        </w:r>
+        <w:r>
+          <w:rPr>
+            <w:noProof/>
+            <w:webHidden/>
+          </w:rPr>
+          <w:fldChar w:fldCharType="separate"/>
+        </w:r>
+        <w:r>
+          <w:rPr>
+            <w:noProof/>
+            <w:webHidden/>
+          </w:rPr>
+          <w:t>2</w:t>
+        </w:r>
+        <w:r>
+          <w:rPr>
+            <w:noProof/>
+            <w:webHidden/>
+          </w:rPr>
+          <w:fldChar w:fldCharType="end"/>
+        </w:r>
+      </w:hyperlink>
+    </w:p>
+    <w:p>
+      <w:pPr>
+        <w:pStyle w:val="2a"/>
+        <w:tabs>
+          <w:tab w:val="right" w:leader="dot" w:pos="9350"/>
+        </w:tabs>
+        <w:rPr>
+          <w:rFonts w:asciiTheme="minorHAnsi" w:eastAsiaTheme="minorEastAsia" w:hAnsiTheme="minorHAnsi" w:cstheme="minorBidi"/>
+          <w:noProof/>
+          <w:color w:val="auto"/>
+          <w:kern w:val="2"/>
+          <w:szCs w:val="22"/>
+        </w:rPr>
+      </w:pPr>
+      <w:hyperlink w:anchor="_Toc243386799" w:history="1">
+        <w:r>
+          <w:rPr>
+            <w:rStyle w:val="affb"/>
+            <w:rFonts w:hint="eastAsia"/>
+            <w:noProof/>
+          </w:rPr>
+          <w:t>三、統計卡</w:t>
+        </w:r>
+        <w:r>
+          <w:rPr>
+            <w:noProof/>
+            <w:webHidden/>
+          </w:rPr>
+          <w:tab/>
+        </w:r>
+        <w:r>
+          <w:rPr>
+            <w:noProof/>
+            <w:webHidden/>
+          </w:rPr>
+          <w:fldChar w:fldCharType="begin"/>
+        </w:r>
+        <w:r>
+          <w:rPr>
+            <w:noProof/>
+            <w:webHidden/>
+          </w:rPr>
+          <w:instrText xml:space="preserve"> PAGEREF _Toc243386799 \h </w:instrText>
+        </w:r>
+        <w:r>
+          <w:rPr>
+            <w:noProof/>
+            <w:webHidden/>
+          </w:rPr>
+        </w:r>
+        <w:r>
+          <w:rPr>
+            <w:noProof/>
+            <w:webHidden/>
+          </w:rPr>
+          <w:fldChar w:fldCharType="separate"/>
+        </w:r>
+        <w:r>
+          <w:rPr>
+            <w:noProof/>
+            <w:webHidden/>
+          </w:rPr>
+          <w:t>3</w:t>
+        </w:r>
+        <w:r>
+          <w:rPr>
+            <w:noProof/>
+            <w:webHidden/>
+          </w:rPr>
+          <w:fldChar w:fldCharType="end"/>
+        </w:r>
+      </w:hyperlink>
+    </w:p>
+    <w:p>
+      <w:pPr>
+        <w:pStyle w:val="2a"/>
+        <w:tabs>
+          <w:tab w:val="right" w:leader="dot" w:pos="9350"/>
+        </w:tabs>
+        <w:rPr>
+          <w:rFonts w:asciiTheme="minorHAnsi" w:eastAsiaTheme="minorEastAsia" w:hAnsiTheme="minorHAnsi" w:cstheme="minorBidi"/>
+          <w:noProof/>
+          <w:color w:val="auto"/>
+          <w:kern w:val="2"/>
+          <w:szCs w:val="22"/>
+        </w:rPr>
+      </w:pPr>
+      <w:hyperlink w:anchor="_Toc243386800" w:history="1">
+        <w:r>
+          <w:rPr>
+            <w:rStyle w:val="affb"/>
+            <w:rFonts w:hint="eastAsia"/>
+            <w:noProof/>
+          </w:rPr>
+          <w:t>四、設定查詢條件</w:t>
+        </w:r>
+        <w:r>
+          <w:rPr>
+            <w:noProof/>
+            <w:webHidden/>
+          </w:rPr>
+          <w:tab/>
+        </w:r>
+        <w:r>
+          <w:rPr>
+            <w:noProof/>
+            <w:webHidden/>
+          </w:rPr>
+          <w:fldChar w:fldCharType="begin"/>
+        </w:r>
+        <w:r>
+          <w:rPr>
+            <w:noProof/>
+            <w:webHidden/>
+          </w:rPr>
+          <w:instrText xml:space="preserve"> PAGEREF _Toc243386800 \h </w:instrText>
+        </w:r>
+        <w:r>
+          <w:rPr>
+            <w:noProof/>
+            <w:webHidden/>
+          </w:rPr>
+        </w:r>
+        <w:r>
+          <w:rPr>
+            <w:noProof/>
+            <w:webHidden/>
+          </w:rPr>
+          <w:fldChar w:fldCharType="separate"/>
+        </w:r>
+        <w:r>
+          <w:rPr>
+            <w:noProof/>
+            <w:webHidden/>
+          </w:rPr>
+          <w:t>3</w:t>
+        </w:r>
+        <w:r>
+          <w:rPr>
+            <w:noProof/>
+            <w:webHidden/>
+          </w:rPr>
+          <w:fldChar w:fldCharType="end"/>
+        </w:r>
+      </w:hyperlink>
+    </w:p>
+    <w:p>
+      <w:pPr>
+        <w:pStyle w:val="2a"/>
+        <w:tabs>
+          <w:tab w:val="right" w:leader="dot" w:pos="9350"/>
+        </w:tabs>
+        <w:rPr>
+          <w:rFonts w:asciiTheme="minorHAnsi" w:eastAsiaTheme="minorEastAsia" w:hAnsiTheme="minorHAnsi" w:cstheme="minorBidi"/>
+          <w:noProof/>
+          <w:color w:val="auto"/>
+          <w:kern w:val="2"/>
+          <w:szCs w:val="22"/>
+        </w:rPr>
+      </w:pPr>
+      <w:hyperlink w:anchor="_Toc243386801" w:history="1">
+        <w:r>
+          <w:rPr>
+            <w:rStyle w:val="affb"/>
+            <w:rFonts w:hint="eastAsia"/>
+            <w:noProof/>
+          </w:rPr>
+          <w:t>五、檢視各可見對象的閱讀情形</w:t>
+        </w:r>
+        <w:r>
+          <w:rPr>
+            <w:noProof/>
+            <w:webHidden/>
+          </w:rPr>
+          <w:tab/>
+        </w:r>
+        <w:r>
+          <w:rPr>
+            <w:noProof/>
+            <w:webHidden/>
+          </w:rPr>
+          <w:fldChar w:fldCharType="begin"/>
+        </w:r>
+        <w:r>
+          <w:rPr>
+            <w:noProof/>
+            <w:webHidden/>
+          </w:rPr>
+          <w:instrText xml:space="preserve"> PAGEREF _Toc243386801 \h </w:instrText>
+        </w:r>
+        <w:r>
+          <w:rPr>
+            <w:noProof/>
+            <w:webHidden/>
+          </w:rPr>
+        </w:r>
+        <w:r>
+          <w:rPr>
+            <w:noProof/>
+            <w:webHidden/>
+          </w:rPr>
+          <w:fldChar w:fldCharType="separate"/>
+        </w:r>
+        <w:r>
+          <w:rPr>
+            <w:noProof/>
+            <w:webHidden/>
+          </w:rPr>
+          <w:t>3</w:t>
+        </w:r>
+        <w:r>
+          <w:rPr>
+            <w:noProof/>
+            <w:webHidden/>
+          </w:rPr>
+          <w:fldChar w:fldCharType="end"/>
+        </w:r>
+      </w:hyperlink>
+    </w:p>
+    <w:p>
+      <w:pPr>
+        <w:pStyle w:val="2a"/>
+        <w:tabs>
+          <w:tab w:val="right" w:leader="dot" w:pos="9350"/>
+        </w:tabs>
+        <w:rPr>
+          <w:rFonts w:asciiTheme="minorHAnsi" w:eastAsiaTheme="minorEastAsia" w:hAnsiTheme="minorHAnsi" w:cstheme="minorBidi"/>
+          <w:noProof/>
+          <w:color w:val="auto"/>
+          <w:kern w:val="2"/>
+          <w:szCs w:val="22"/>
+        </w:rPr>
+      </w:pPr>
+      <w:hyperlink w:anchor="_Toc243386802" w:history="1">
+        <w:r>
+          <w:rPr>
+            <w:rStyle w:val="affb"/>
+            <w:rFonts w:hint="eastAsia"/>
+            <w:noProof/>
+          </w:rPr>
+          <w:t>六、訓練教材</w:t>
+        </w:r>
+        <w:r>
+          <w:rPr>
+            <w:noProof/>
+            <w:webHidden/>
+          </w:rPr>
+          <w:tab/>
+        </w:r>
+        <w:r>
+          <w:rPr>
+            <w:noProof/>
+            <w:webHidden/>
+          </w:rPr>
+          <w:fldChar w:fldCharType="begin"/>
+        </w:r>
+        <w:r>
+          <w:rPr>
+            <w:noProof/>
+            <w:webHidden/>
+          </w:rPr>
+          <w:instrText xml:space="preserve"> PAGEREF _Toc243386802 \h </w:instrText>
+        </w:r>
+        <w:r>
+          <w:rPr>
+            <w:noProof/>
+            <w:webHidden/>
+          </w:rPr>
+        </w:r>
+        <w:r>
+          <w:rPr>
+            <w:noProof/>
+            <w:webHidden/>
+          </w:rPr>
+          <w:fldChar w:fldCharType="separate"/>
+        </w:r>
+        <w:r>
+          <w:rPr>
+            <w:noProof/>
+            <w:webHidden/>
+          </w:rPr>
+          <w:t>3</w:t>
+        </w:r>
+        <w:r>
+          <w:rPr>
+            <w:noProof/>
+            <w:webHidden/>
+          </w:rPr>
+          <w:fldChar w:fldCharType="end"/>
+        </w:r>
+      </w:hyperlink>
+    </w:p>
+    <w:p>
+      <w:pPr>
+        <w:pStyle w:val="2a"/>
+        <w:tabs>
+          <w:tab w:val="right" w:leader="dot" w:pos="9350"/>
+        </w:tabs>
+        <w:rPr>
+          <w:rFonts w:asciiTheme="minorHAnsi" w:eastAsiaTheme="minorEastAsia" w:hAnsiTheme="minorHAnsi" w:cstheme="minorBidi"/>
+          <w:noProof/>
+          <w:color w:val="auto"/>
+          <w:kern w:val="2"/>
+          <w:szCs w:val="22"/>
+        </w:rPr>
+      </w:pPr>
+      <w:hyperlink w:anchor="_Toc243386803" w:history="1">
+        <w:r>
+          <w:rPr>
+            <w:rStyle w:val="affb"/>
+            <w:rFonts w:hint="eastAsia"/>
+            <w:noProof/>
+          </w:rPr>
+          <w:t>七、匯出</w:t>
+        </w:r>
+        <w:r>
+          <w:rPr>
+            <w:rStyle w:val="affb"/>
+            <w:noProof/>
+          </w:rPr>
+          <w:t xml:space="preserve"> CSV</w:t>
+        </w:r>
+        <w:r>
+          <w:rPr>
+            <w:noProof/>
+            <w:webHidden/>
+          </w:rPr>
+          <w:tab/>
+        </w:r>
+        <w:r>
+          <w:rPr>
+            <w:noProof/>
+            <w:webHidden/>
+          </w:rPr>
+          <w:fldChar w:fldCharType="begin"/>
+        </w:r>
+        <w:r>
+          <w:rPr>
+            <w:noProof/>
+            <w:webHidden/>
+          </w:rPr>
+          <w:instrText xml:space="preserve"> PAGEREF _Toc243386803 \h </w:instrText>
+        </w:r>
+        <w:r>
+          <w:rPr>
+            <w:noProof/>
+            <w:webHidden/>
+          </w:rPr>
+        </w:r>
+        <w:r>
+          <w:rPr>
+            <w:noProof/>
+            <w:webHidden/>
+          </w:rPr>
+          <w:fldChar w:fldCharType="separate"/>
+        </w:r>
+        <w:r>
+          <w:rPr>
+            <w:noProof/>
+            <w:webHidden/>
+          </w:rPr>
+          <w:t>4</w:t>
+        </w:r>
+        <w:r>
+          <w:rPr>
+            <w:noProof/>
+            <w:webHidden/>
+          </w:rPr>
+          <w:fldChar w:fldCharType="end"/>
+        </w:r>
+      </w:hyperlink>
+    </w:p>
+    <w:p>
+      <w:pPr>
+        <w:pStyle w:val="14"/>
+        <w:tabs>
+          <w:tab w:val="right" w:leader="dot" w:pos="9350"/>
+        </w:tabs>
+        <w:rPr>
+          <w:rFonts w:asciiTheme="minorHAnsi" w:eastAsiaTheme="minorEastAsia" w:hAnsiTheme="minorHAnsi" w:cstheme="minorBidi"/>
+          <w:noProof/>
+          <w:color w:val="auto"/>
+          <w:kern w:val="2"/>
+          <w:szCs w:val="22"/>
+        </w:rPr>
+      </w:pPr>
+      <w:hyperlink w:anchor="_Toc243386804" w:history="1">
+        <w:r>
+          <w:rPr>
+            <w:rStyle w:val="affb"/>
+            <w:rFonts w:hint="eastAsia"/>
+            <w:noProof/>
+          </w:rPr>
+          <w:t>參、常見訊息與處置</w:t>
+        </w:r>
+        <w:r>
+          <w:rPr>
+            <w:noProof/>
+            <w:webHidden/>
+          </w:rPr>
+          <w:tab/>
+        </w:r>
+        <w:r>
+          <w:rPr>
+            <w:noProof/>
+            <w:webHidden/>
+          </w:rPr>
+          <w:fldChar w:fldCharType="begin"/>
+        </w:r>
+        <w:r>
+          <w:rPr>
+            <w:noProof/>
+            <w:webHidden/>
+          </w:rPr>
+          <w:instrText xml:space="preserve"> PAGEREF _Toc243386804 \h </w:instrText>
+        </w:r>
+        <w:r>
+          <w:rPr>
+            <w:noProof/>
+            <w:webHidden/>
+          </w:rPr>
+        </w:r>
+        <w:r>
+          <w:rPr>
+            <w:noProof/>
+            <w:webHidden/>
+          </w:rPr>
+          <w:fldChar w:fldCharType="separate"/>
+        </w:r>
+        <w:r>
+          <w:rPr>
+            <w:noProof/>
+            <w:webHidden/>
+          </w:rPr>
+          <w:t>5</w:t>
+        </w:r>
+        <w:r>
+          <w:rPr>
+            <w:noProof/>
+            <w:webHidden/>
+          </w:rPr>
+          <w:fldChar w:fldCharType="end"/>
+        </w:r>
+      </w:hyperlink>
+    </w:p>
+    <w:p>
+      <w:pPr>
+        <w:pStyle w:val="2a"/>
+        <w:tabs>
+          <w:tab w:val="right" w:leader="dot" w:pos="9350"/>
+        </w:tabs>
+        <w:rPr>
+          <w:rFonts w:asciiTheme="minorHAnsi" w:eastAsiaTheme="minorEastAsia" w:hAnsiTheme="minorHAnsi" w:cstheme="minorBidi"/>
+          <w:noProof/>
+          <w:color w:val="auto"/>
+          <w:kern w:val="2"/>
+          <w:szCs w:val="22"/>
+        </w:rPr>
+      </w:pPr>
+      <w:hyperlink w:anchor="_Toc243386805" w:history="1">
+        <w:r>
+          <w:rPr>
+            <w:rStyle w:val="affb"/>
+            <w:rFonts w:hint="eastAsia"/>
+            <w:noProof/>
+          </w:rPr>
+          <w:t>一、其他情況</w:t>
+        </w:r>
+        <w:r>
+          <w:rPr>
+            <w:noProof/>
+            <w:webHidden/>
+          </w:rPr>
+          <w:tab/>
+        </w:r>
+        <w:r>
+          <w:rPr>
+            <w:noProof/>
+            <w:webHidden/>
+          </w:rPr>
+          <w:fldChar w:fldCharType="begin"/>
+        </w:r>
+        <w:r>
+          <w:rPr>
+            <w:noProof/>
+            <w:webHidden/>
+          </w:rPr>
+          <w:instrText xml:space="preserve"> PAGEREF _Toc243386805 \h </w:instrText>
+        </w:r>
+        <w:r>
+          <w:rPr>
+            <w:noProof/>
+            <w:webHidden/>
+          </w:rPr>
+        </w:r>
+        <w:r>
+          <w:rPr>
+            <w:noProof/>
+            <w:webHidden/>
+          </w:rPr>
+          <w:fldChar w:fldCharType="separate"/>
+        </w:r>
+        <w:r>
+          <w:rPr>
+            <w:noProof/>
+            <w:webHidden/>
+          </w:rPr>
+          <w:t>5</w:t>
+        </w:r>
+        <w:r>
+          <w:rPr>
+            <w:noProof/>
+            <w:webHidden/>
+          </w:rPr>
+          <w:fldChar w:fldCharType="end"/>
+        </w:r>
+      </w:hyperlink>
+    </w:p>
+    <w:p>
+      <w:r>
         <w:fldChar w:fldCharType="end"/>
       </w:r>
     </w:p>
     <w:p>
       <w:pPr>
         <w:sectPr>
-          <w:footerReference w:type="default" r:id="rId8"/>
           <w:pgSz w:w="12240" w:h="15840"/>
           <w:pgMar w:top="1440" w:right="1440" w:bottom="1440" w:left="1440" w:header="720" w:footer="720" w:gutter="0"/>
           <w:cols w:space="720"/>
@@ -458,17 +1483,22 @@
       <w:pPr>
         <w:pStyle w:val="1"/>
       </w:pPr>
+      <w:bookmarkStart w:id="1" w:name="_Toc243386793"/>
       <w:r>
+        <w:lastRenderedPageBreak/>
         <w:t>壹、作業說明</w:t>
       </w:r>
+      <w:bookmarkEnd w:id="1"/>
     </w:p>
     <w:p>
       <w:pPr>
         <w:pStyle w:val="2"/>
       </w:pPr>
+      <w:bookmarkStart w:id="2" w:name="_Toc243386794"/>
       <w:r>
         <w:t>一、使用情境</w:t>
       </w:r>
+      <w:bookmarkEnd w:id="2"/>
     </w:p>
     <w:p>
       <w:pPr>
@@ -484,7 +1514,13 @@
         <w:t>僅供文件管理模組之管理者使用</w:t>
       </w:r>
       <w:r>
-        <w:t>，用於追蹤各文件是否已被該讀的人讀過，作為文件落實度的 KPI。</w:t>
+        <w:t>，用於追蹤各文件是否已被該讀的人讀過，作為文件落實度的</w:t>
+      </w:r>
+      <w:r>
+        <w:t xml:space="preserve"> KPI</w:t>
+      </w:r>
+      <w:r>
+        <w:t>。</w:t>
       </w:r>
     </w:p>
     <w:p>
@@ -492,7 +1528,13 @@
         <w:ind w:firstLine="482"/>
       </w:pPr>
       <w:r>
-        <w:t>閱覽者於 DM07 文件詳細頁</w:t>
+        <w:t>閱覽者於</w:t>
+      </w:r>
+      <w:r>
+        <w:t xml:space="preserve"> DM07 </w:t>
+      </w:r>
+      <w:r>
+        <w:t>文件詳細頁</w:t>
       </w:r>
       <w:r>
         <w:rPr>
@@ -506,36 +1548,46 @@
     </w:p>
     <w:p>
       <w:pPr>
+        <w:keepNext/>
         <w:ind w:firstLine="482"/>
       </w:pPr>
       <w:r>
-        <w:t>除本作業外，系統每週另以排程寄出兩種信件，執行時間由管理者於 DP06 排程作業總覽設定，信件內容與是否寄出由管理者於 DP04 通知範本維護控制：</w:t>
+        <w:t>除本作業外，系統每週另以排程寄出兩種信件，執行時間由管理者於</w:t>
+      </w:r>
+      <w:r>
+        <w:t xml:space="preserve"> DP06 </w:t>
+      </w:r>
+      <w:r>
+        <w:t>排程作業總覽設定，信件內容與是否寄出由管理者於</w:t>
+      </w:r>
+      <w:r>
+        <w:t xml:space="preserve"> DP04 </w:t>
+      </w:r>
+      <w:r>
+        <w:t>通知範本維護控制：</w:t>
       </w:r>
     </w:p>
     <w:tbl>
       <w:tblPr>
         <w:tblStyle w:val="aff2"/>
-        <w:tblW w:type="auto" w:w="0"/>
+        <w:tblW w:w="0" w:type="auto"/>
         <w:tblLayout w:type="fixed"/>
-        <w:tblLook w:firstColumn="1" w:firstRow="1" w:lastColumn="0" w:lastRow="0" w:noHBand="0" w:noVBand="1" w:val="04A0"/>
-        <w:tblLayout w:type="fixed"/>
+        <w:tblLook w:val="04A0" w:firstRow="1" w:lastRow="0" w:firstColumn="1" w:lastColumn="0" w:noHBand="0" w:noVBand="1"/>
       </w:tblPr>
       <w:tblGrid>
-        <w:gridCol w:w="3120"/>
-        <w:gridCol w:w="3120"/>
-        <w:gridCol w:w="3120"/>
+        <w:gridCol w:w="1267"/>
+        <w:gridCol w:w="3207"/>
+        <w:gridCol w:w="4886"/>
       </w:tblGrid>
       <w:tr>
         <w:tc>
           <w:tcPr>
-            <w:tcW w:type="dxa" w:w="1267"/>
+            <w:tcW w:w="1267" w:type="dxa"/>
           </w:tcPr>
           <w:p>
-            <w:r>
-              <w:rPr>
-                <w:b/>
-              </w:rPr>
-            </w:r>
+            <w:pPr>
+              <w:spacing w:before="60" w:after="60"/>
+            </w:pPr>
             <w:r>
               <w:rPr>
                 <w:b/>
@@ -546,14 +1598,12 @@
         </w:tc>
         <w:tc>
           <w:tcPr>
-            <w:tcW w:type="dxa" w:w="3207"/>
+            <w:tcW w:w="3207" w:type="dxa"/>
           </w:tcPr>
           <w:p>
-            <w:r>
-              <w:rPr>
-                <w:b/>
-              </w:rPr>
-            </w:r>
+            <w:pPr>
+              <w:spacing w:before="60" w:after="60"/>
+            </w:pPr>
             <w:r>
               <w:rPr>
                 <w:b/>
@@ -564,14 +1614,12 @@
         </w:tc>
         <w:tc>
           <w:tcPr>
-            <w:tcW w:type="dxa" w:w="4886"/>
+            <w:tcW w:w="4886" w:type="dxa"/>
           </w:tcPr>
           <w:p>
-            <w:r>
-              <w:rPr>
-                <w:b/>
-              </w:rPr>
-            </w:r>
+            <w:pPr>
+              <w:spacing w:before="60" w:after="60"/>
+            </w:pPr>
             <w:r>
               <w:rPr>
                 <w:b/>
@@ -584,21 +1632,28 @@
       <w:tr>
         <w:tc>
           <w:tcPr>
-            <w:tcW w:type="dxa" w:w="1267"/>
+            <w:tcW w:w="1267" w:type="dxa"/>
           </w:tcPr>
           <w:p>
-            <w:r/>
+            <w:pPr>
+              <w:spacing w:before="60" w:after="60"/>
+            </w:pPr>
             <w:r>
-              <w:t>KPI 週報</w:t>
+              <w:t xml:space="preserve">KPI </w:t>
+            </w:r>
+            <w:r>
+              <w:t>週報</w:t>
             </w:r>
           </w:p>
         </w:tc>
         <w:tc>
           <w:tcPr>
-            <w:tcW w:type="dxa" w:w="3207"/>
+            <w:tcW w:w="3207" w:type="dxa"/>
           </w:tcPr>
           <w:p>
-            <w:r/>
+            <w:pPr>
+              <w:spacing w:before="60" w:after="60"/>
+            </w:pPr>
             <w:r>
               <w:t>所有文件管理的管理者</w:t>
             </w:r>
@@ -606,12 +1661,20 @@
         </w:tc>
         <w:tc>
           <w:tcPr>
-            <w:tcW w:type="dxa" w:w="4886"/>
+            <w:tcW w:w="4886" w:type="dxa"/>
           </w:tcPr>
           <w:p>
-            <w:r/>
+            <w:pPr>
+              <w:spacing w:before="60" w:after="60"/>
+            </w:pPr>
             <w:r>
-              <w:t>總文件數、整體平均閱讀率、閱讀率最低的 5 份文件，以及本作業的連結</w:t>
+              <w:t>總文件數、整體平均閱讀率、閱讀率最低的</w:t>
+            </w:r>
+            <w:r>
+              <w:t xml:space="preserve"> 5 </w:t>
+            </w:r>
+            <w:r>
+              <w:t>份文件，以及本作業的連結</w:t>
             </w:r>
           </w:p>
         </w:tc>
@@ -619,10 +1682,12 @@
       <w:tr>
         <w:tc>
           <w:tcPr>
-            <w:tcW w:type="dxa" w:w="1267"/>
+            <w:tcW w:w="1267" w:type="dxa"/>
           </w:tcPr>
           <w:p>
-            <w:r/>
+            <w:pPr>
+              <w:spacing w:before="60" w:after="60"/>
+            </w:pPr>
             <w:r>
               <w:t>未讀提醒</w:t>
             </w:r>
@@ -630,10 +1695,12 @@
         </w:tc>
         <w:tc>
           <w:tcPr>
-            <w:tcW w:type="dxa" w:w="3207"/>
+            <w:tcW w:w="3207" w:type="dxa"/>
           </w:tcPr>
           <w:p>
-            <w:r/>
+            <w:pPr>
+              <w:spacing w:before="60" w:after="60"/>
+            </w:pPr>
             <w:r>
               <w:t>有未看文件的閱覽者，每人一封</w:t>
             </w:r>
@@ -641,10 +1708,12 @@
         </w:tc>
         <w:tc>
           <w:tcPr>
-            <w:tcW w:type="dxa" w:w="4886"/>
+            <w:tcW w:w="4886" w:type="dxa"/>
           </w:tcPr>
           <w:p>
-            <w:r/>
+            <w:pPr>
+              <w:spacing w:before="60" w:after="60"/>
+            </w:pPr>
             <w:r>
               <w:t>列出該員所有尚未下載目前發布版的文件</w:t>
             </w:r>
@@ -656,40 +1725,65 @@
       <w:pPr>
         <w:pStyle w:val="2"/>
       </w:pPr>
+      <w:bookmarkStart w:id="3" w:name="_Toc243386795"/>
       <w:r>
         <w:t>二、進入路徑</w:t>
       </w:r>
+      <w:bookmarkEnd w:id="3"/>
     </w:p>
     <w:p>
       <w:pPr>
         <w:ind w:firstLine="482"/>
       </w:pPr>
       <w:r>
-        <w:t>側邊選單「文件管理 → 閱讀統計 KPI」。</w:t>
+        <w:t>側邊選單「文件管理</w:t>
+      </w:r>
+      <w:r>
+        <w:t xml:space="preserve"> → </w:t>
+      </w:r>
+      <w:r>
+        <w:t>閱讀統計</w:t>
+      </w:r>
+      <w:r>
+        <w:t xml:space="preserve"> KPI</w:t>
+      </w:r>
+      <w:r>
+        <w:t>」。</w:t>
       </w:r>
     </w:p>
     <w:p>
       <w:pPr>
         <w:pStyle w:val="1"/>
       </w:pPr>
+      <w:bookmarkStart w:id="4" w:name="_Toc243386796"/>
       <w:r>
+        <w:lastRenderedPageBreak/>
         <w:t>貳、操作說明</w:t>
       </w:r>
+      <w:bookmarkEnd w:id="4"/>
     </w:p>
     <w:p>
       <w:pPr>
         <w:pStyle w:val="2"/>
       </w:pPr>
+      <w:bookmarkStart w:id="5" w:name="_Toc243386797"/>
       <w:r>
         <w:t>一、畫面與前置設定</w:t>
       </w:r>
+      <w:bookmarkEnd w:id="5"/>
     </w:p>
     <w:p>
       <w:pPr>
         <w:ind w:firstLine="482"/>
       </w:pPr>
       <w:r>
-        <w:t>畫面自上而下為兩張統計卡、查詢條件、文件統計清單；有訓練教材時，最下方另有「訓練教材」區。清單依文件名稱排序，每頁 20 筆。</w:t>
+        <w:t>畫面自上而下為兩張統計卡、查詢條件、文件統計清單；有訓練教材時，最下方另有「訓練教材」區。清單依文件名稱排序，每頁</w:t>
+      </w:r>
+      <w:r>
+        <w:t xml:space="preserve"> 20 </w:t>
+      </w:r>
+      <w:r>
+        <w:t>筆。</w:t>
       </w:r>
     </w:p>
     <w:p>
@@ -713,26 +1807,29 @@
       <w:pPr>
         <w:keepNext/>
         <w:spacing w:before="160" w:after="40"/>
-        <w:ind w:left="0" w:firstLine="0"/>
         <w:jc w:val="center"/>
       </w:pPr>
       <w:r>
+        <w:rPr>
+          <w:noProof/>
+        </w:rPr>
         <w:drawing>
-          <wp:inline xmlns:a="http://schemas.openxmlformats.org/drawingml/2006/main" xmlns:pic="http://schemas.openxmlformats.org/drawingml/2006/picture">
+          <wp:inline distT="0" distB="0" distL="0" distR="0">
             <wp:extent cx="5580000" cy="3474000"/>
+            <wp:effectExtent l="0" t="0" r="0" b="0"/>
             <wp:docPr id="1" name="Picture 1"/>
             <wp:cNvGraphicFramePr>
-              <a:graphicFrameLocks noChangeAspect="1"/>
+              <a:graphicFrameLocks xmlns:a="http://schemas.openxmlformats.org/drawingml/2006/main" noChangeAspect="1"/>
             </wp:cNvGraphicFramePr>
-            <a:graphic>
+            <a:graphic xmlns:a="http://schemas.openxmlformats.org/drawingml/2006/main">
               <a:graphicData uri="http://schemas.openxmlformats.org/drawingml/2006/picture">
-                <pic:pic>
+                <pic:pic xmlns:pic="http://schemas.openxmlformats.org/drawingml/2006/picture">
                   <pic:nvPicPr>
                     <pic:cNvPr id="0" name="dm06-01.png"/>
                     <pic:cNvPicPr/>
                   </pic:nvPicPr>
                   <pic:blipFill>
-                    <a:blip r:embed="rId9"/>
+                    <a:blip r:embed="rId8"/>
                     <a:stretch>
                       <a:fillRect/>
                     </a:stretch>
@@ -742,7 +1839,9 @@
                       <a:off x="0" y="0"/>
                       <a:ext cx="5580000" cy="3474000"/>
                     </a:xfrm>
-                    <a:prstGeom prst="rect"/>
+                    <a:prstGeom prst="rect">
+                      <a:avLst/>
+                    </a:prstGeom>
                   </pic:spPr>
                 </pic:pic>
               </a:graphicData>
@@ -754,7 +1853,6 @@
     <w:p>
       <w:pPr>
         <w:spacing w:after="160"/>
-        <w:ind w:firstLine="0"/>
         <w:jc w:val="center"/>
       </w:pPr>
       <w:r>
@@ -769,9 +1867,11 @@
       <w:pPr>
         <w:pStyle w:val="2"/>
       </w:pPr>
+      <w:bookmarkStart w:id="6" w:name="_Toc243386798"/>
       <w:r>
         <w:t>二、應看、已看與閱讀率怎麼算</w:t>
       </w:r>
+      <w:bookmarkEnd w:id="6"/>
     </w:p>
     <w:p>
       <w:pPr>
@@ -784,26 +1884,23 @@
     <w:tbl>
       <w:tblPr>
         <w:tblStyle w:val="aff2"/>
-        <w:tblW w:type="auto" w:w="0"/>
+        <w:tblW w:w="0" w:type="auto"/>
         <w:tblLayout w:type="fixed"/>
-        <w:tblLook w:firstColumn="1" w:firstRow="1" w:lastColumn="0" w:lastRow="0" w:noHBand="0" w:noVBand="1" w:val="04A0"/>
-        <w:tblLayout w:type="fixed"/>
+        <w:tblLook w:val="04A0" w:firstRow="1" w:lastRow="0" w:firstColumn="1" w:lastColumn="0" w:noHBand="0" w:noVBand="1"/>
       </w:tblPr>
       <w:tblGrid>
-        <w:gridCol w:w="4680"/>
-        <w:gridCol w:w="4680"/>
+        <w:gridCol w:w="1007"/>
+        <w:gridCol w:w="8353"/>
       </w:tblGrid>
       <w:tr>
         <w:tc>
           <w:tcPr>
-            <w:tcW w:type="dxa" w:w="1007"/>
+            <w:tcW w:w="1007" w:type="dxa"/>
           </w:tcPr>
           <w:p>
-            <w:r>
-              <w:rPr>
-                <w:b/>
-              </w:rPr>
-            </w:r>
+            <w:pPr>
+              <w:spacing w:before="60" w:after="60"/>
+            </w:pPr>
             <w:r>
               <w:rPr>
                 <w:b/>
@@ -814,14 +1911,12 @@
         </w:tc>
         <w:tc>
           <w:tcPr>
-            <w:tcW w:type="dxa" w:w="8353"/>
+            <w:tcW w:w="8353" w:type="dxa"/>
           </w:tcPr>
           <w:p>
-            <w:r>
-              <w:rPr>
-                <w:b/>
-              </w:rPr>
-            </w:r>
+            <w:pPr>
+              <w:spacing w:before="60" w:after="60"/>
+            </w:pPr>
             <w:r>
               <w:rPr>
                 <w:b/>
@@ -834,10 +1929,12 @@
       <w:tr>
         <w:tc>
           <w:tcPr>
-            <w:tcW w:type="dxa" w:w="1007"/>
+            <w:tcW w:w="1007" w:type="dxa"/>
           </w:tcPr>
           <w:p>
-            <w:r/>
+            <w:pPr>
+              <w:spacing w:before="60" w:after="60"/>
+            </w:pPr>
             <w:r>
               <w:t>應看</w:t>
             </w:r>
@@ -845,10 +1942,12 @@
         </w:tc>
         <w:tc>
           <w:tcPr>
-            <w:tcW w:type="dxa" w:w="8353"/>
+            <w:tcW w:w="8353" w:type="dxa"/>
           </w:tcPr>
           <w:p>
-            <w:r/>
+            <w:pPr>
+              <w:spacing w:before="60" w:after="60"/>
+            </w:pPr>
             <w:r>
               <w:t>具</w:t>
             </w:r>
@@ -859,7 +1958,10 @@
               <w:t>閱覽者</w:t>
             </w:r>
             <w:r>
-              <w:t>角色、帳號為啟用中，且可見對象與該文件相符的人數。文件掛「全單位＋全體」時為全部閱覽者。兼具其他角色的閱覽者照樣計入；只有編輯者、審核者或管理者角色、沒有閱覽者角色的人，以及帳號已停用的人，均不計入</w:t>
+              <w:t>角色、帳號為啟用中，且可見對象與該文件相符的人數。文件掛「全單位＋全體」時為全部閱覽者。兼具其他角色的閱覽者照樣計入；只有編輯者、審核者或管理者角色、沒有閱覽者角色的人</w:t>
+            </w:r>
+            <w:r>
+              <w:t>，以及帳號已停用的人，均不計入</w:t>
             </w:r>
           </w:p>
         </w:tc>
@@ -867,10 +1969,12 @@
       <w:tr>
         <w:tc>
           <w:tcPr>
-            <w:tcW w:type="dxa" w:w="1007"/>
+            <w:tcW w:w="1007" w:type="dxa"/>
           </w:tcPr>
           <w:p>
-            <w:r/>
+            <w:pPr>
+              <w:spacing w:before="60" w:after="60"/>
+            </w:pPr>
             <w:r>
               <w:t>已看</w:t>
             </w:r>
@@ -878,10 +1982,12 @@
         </w:tc>
         <w:tc>
           <w:tcPr>
-            <w:tcW w:type="dxa" w:w="8353"/>
+            <w:tcW w:w="8353" w:type="dxa"/>
           </w:tcPr>
           <w:p>
-            <w:r/>
+            <w:pPr>
+              <w:spacing w:before="60" w:after="60"/>
+            </w:pPr>
             <w:r>
               <w:t>應看的人之中，已下載</w:t>
             </w:r>
@@ -900,10 +2006,12 @@
       <w:tr>
         <w:tc>
           <w:tcPr>
-            <w:tcW w:type="dxa" w:w="1007"/>
+            <w:tcW w:w="1007" w:type="dxa"/>
           </w:tcPr>
           <w:p>
-            <w:r/>
+            <w:pPr>
+              <w:spacing w:before="60" w:after="60"/>
+            </w:pPr>
             <w:r>
               <w:t>未看</w:t>
             </w:r>
@@ -911,10 +2019,12 @@
         </w:tc>
         <w:tc>
           <w:tcPr>
-            <w:tcW w:type="dxa" w:w="8353"/>
+            <w:tcW w:w="8353" w:type="dxa"/>
           </w:tcPr>
           <w:p>
-            <w:r/>
+            <w:pPr>
+              <w:spacing w:before="60" w:after="60"/>
+            </w:pPr>
             <w:r>
               <w:t>應看減已看</w:t>
             </w:r>
@@ -924,10 +2034,12 @@
       <w:tr>
         <w:tc>
           <w:tcPr>
-            <w:tcW w:type="dxa" w:w="1007"/>
+            <w:tcW w:w="1007" w:type="dxa"/>
           </w:tcPr>
           <w:p>
-            <w:r/>
+            <w:pPr>
+              <w:spacing w:before="60" w:after="60"/>
+            </w:pPr>
             <w:r>
               <w:t>閱讀率</w:t>
             </w:r>
@@ -935,12 +2047,36 @@
         </w:tc>
         <w:tc>
           <w:tcPr>
-            <w:tcW w:type="dxa" w:w="8353"/>
+            <w:tcW w:w="8353" w:type="dxa"/>
           </w:tcPr>
           <w:p>
-            <w:r/>
+            <w:pPr>
+              <w:spacing w:before="60" w:after="60"/>
+            </w:pPr>
             <w:r>
-              <w:t>已看 ÷ 應看。應看為 0（沒有任何對應的閱覽者）時顯示「—（無對應閱覽者）」</w:t>
+              <w:t>已看</w:t>
+            </w:r>
+            <w:r>
+              <w:t xml:space="preserve"> ÷ </w:t>
+            </w:r>
+            <w:r>
+              <w:t>應看。應看為</w:t>
+            </w:r>
+            <w:r>
+              <w:t xml:space="preserve"> 0</w:t>
+            </w:r>
+            <w:r>
+              <w:t>（沒有任何對應的閱覽者）時顯示「</w:t>
+            </w:r>
+            <w:r>
+              <w:t>—</w:t>
+            </w:r>
+            <w:r>
+              <w:t>（無對應閱覽</w:t>
+            </w:r>
+            <w:r>
+              <w:lastRenderedPageBreak/>
+              <w:t>者）」</w:t>
             </w:r>
           </w:p>
         </w:tc>
@@ -949,9 +2085,10 @@
     <w:p>
       <w:pPr>
         <w:spacing w:before="80" w:after="80"/>
-        <w:ind w:left="283" w:firstLine="0"/>
+        <w:ind w:left="283"/>
       </w:pPr>
       <w:r>
+        <w:lastRenderedPageBreak/>
         <w:t>重要：</w:t>
       </w:r>
       <w:r>
@@ -968,33 +2105,32 @@
       <w:pPr>
         <w:pStyle w:val="2"/>
       </w:pPr>
+      <w:bookmarkStart w:id="7" w:name="_Toc243386799"/>
       <w:r>
         <w:t>三、統計卡</w:t>
       </w:r>
+      <w:bookmarkEnd w:id="7"/>
     </w:p>
     <w:tbl>
       <w:tblPr>
         <w:tblStyle w:val="aff2"/>
-        <w:tblW w:type="auto" w:w="0"/>
+        <w:tblW w:w="0" w:type="auto"/>
         <w:tblLayout w:type="fixed"/>
-        <w:tblLook w:firstColumn="1" w:firstRow="1" w:lastColumn="0" w:lastRow="0" w:noHBand="0" w:noVBand="1" w:val="04A0"/>
-        <w:tblLayout w:type="fixed"/>
+        <w:tblLook w:val="04A0" w:firstRow="1" w:lastRow="0" w:firstColumn="1" w:lastColumn="0" w:noHBand="0" w:noVBand="1"/>
       </w:tblPr>
       <w:tblGrid>
-        <w:gridCol w:w="4680"/>
-        <w:gridCol w:w="4680"/>
+        <w:gridCol w:w="3217"/>
+        <w:gridCol w:w="6143"/>
       </w:tblGrid>
       <w:tr>
         <w:tc>
           <w:tcPr>
-            <w:tcW w:type="dxa" w:w="3217"/>
+            <w:tcW w:w="3217" w:type="dxa"/>
           </w:tcPr>
           <w:p>
-            <w:r>
-              <w:rPr>
-                <w:b/>
-              </w:rPr>
-            </w:r>
+            <w:pPr>
+              <w:spacing w:before="60" w:after="60"/>
+            </w:pPr>
             <w:r>
               <w:rPr>
                 <w:b/>
@@ -1005,14 +2141,12 @@
         </w:tc>
         <w:tc>
           <w:tcPr>
-            <w:tcW w:type="dxa" w:w="6143"/>
+            <w:tcW w:w="6143" w:type="dxa"/>
           </w:tcPr>
           <w:p>
-            <w:r>
-              <w:rPr>
-                <w:b/>
-              </w:rPr>
-            </w:r>
+            <w:pPr>
+              <w:spacing w:before="60" w:after="60"/>
+            </w:pPr>
             <w:r>
               <w:rPr>
                 <w:b/>
@@ -1025,10 +2159,12 @@
       <w:tr>
         <w:tc>
           <w:tcPr>
-            <w:tcW w:type="dxa" w:w="3217"/>
+            <w:tcW w:w="3217" w:type="dxa"/>
           </w:tcPr>
           <w:p>
-            <w:r/>
+            <w:pPr>
+              <w:spacing w:before="60" w:after="60"/>
+            </w:pPr>
             <w:r>
               <w:t>整體平均閱讀率</w:t>
             </w:r>
@@ -1036,12 +2172,20 @@
         </w:tc>
         <w:tc>
           <w:tcPr>
-            <w:tcW w:type="dxa" w:w="6143"/>
+            <w:tcW w:w="6143" w:type="dxa"/>
           </w:tcPr>
           <w:p>
-            <w:r/>
+            <w:pPr>
+              <w:spacing w:before="60" w:after="60"/>
+            </w:pPr>
             <w:r>
-              <w:t>各文件閱讀率的平均值，每份文件權重相同。應看為 0 的文件不列入</w:t>
+              <w:t>各文件閱讀率的平均值，每份文件權重相同。應看為</w:t>
+            </w:r>
+            <w:r>
+              <w:t xml:space="preserve"> 0 </w:t>
+            </w:r>
+            <w:r>
+              <w:t>的文件不列入</w:t>
             </w:r>
           </w:p>
         </w:tc>
@@ -1049,23 +2193,45 @@
       <w:tr>
         <w:tc>
           <w:tcPr>
-            <w:tcW w:type="dxa" w:w="3217"/>
+            <w:tcW w:w="3217" w:type="dxa"/>
           </w:tcPr>
           <w:p>
-            <w:r/>
+            <w:pPr>
+              <w:spacing w:before="60" w:after="60"/>
+            </w:pPr>
             <w:r>
-              <w:t>閱讀率低於 50% 之文件數</w:t>
+              <w:t>閱讀率低於</w:t>
+            </w:r>
+            <w:r>
+              <w:t xml:space="preserve"> 50% </w:t>
+            </w:r>
+            <w:r>
+              <w:t>之文件數</w:t>
             </w:r>
           </w:p>
         </w:tc>
         <w:tc>
           <w:tcPr>
-            <w:tcW w:type="dxa" w:w="6143"/>
+            <w:tcW w:w="6143" w:type="dxa"/>
           </w:tcPr>
           <w:p>
-            <w:r/>
+            <w:pPr>
+              <w:spacing w:before="60" w:after="60"/>
+            </w:pPr>
             <w:r>
-              <w:t>旁邊的「共 N 份可計算文件」為分母，同樣不含應看為 0 的文件</w:t>
+              <w:t>旁邊的「共</w:t>
+            </w:r>
+            <w:r>
+              <w:t xml:space="preserve"> N </w:t>
+            </w:r>
+            <w:r>
+              <w:t>份可計算文件」為分母，同樣不含應看為</w:t>
+            </w:r>
+            <w:r>
+              <w:t xml:space="preserve"> 0 </w:t>
+            </w:r>
+            <w:r>
+              <w:t>的文件</w:t>
             </w:r>
           </w:p>
         </w:tc>
@@ -1092,33 +2258,32 @@
       <w:pPr>
         <w:pStyle w:val="2"/>
       </w:pPr>
+      <w:bookmarkStart w:id="8" w:name="_Toc243386800"/>
       <w:r>
         <w:t>四、設定查詢條件</w:t>
       </w:r>
+      <w:bookmarkEnd w:id="8"/>
     </w:p>
     <w:tbl>
       <w:tblPr>
         <w:tblStyle w:val="aff2"/>
-        <w:tblW w:type="auto" w:w="0"/>
+        <w:tblW w:w="0" w:type="auto"/>
         <w:tblLayout w:type="fixed"/>
-        <w:tblLook w:firstColumn="1" w:firstRow="1" w:lastColumn="0" w:lastRow="0" w:noHBand="0" w:noVBand="1" w:val="04A0"/>
-        <w:tblLayout w:type="fixed"/>
+        <w:tblLook w:val="04A0" w:firstRow="1" w:lastRow="0" w:firstColumn="1" w:lastColumn="0" w:noHBand="0" w:noVBand="1"/>
       </w:tblPr>
       <w:tblGrid>
-        <w:gridCol w:w="4680"/>
-        <w:gridCol w:w="4680"/>
+        <w:gridCol w:w="3286"/>
+        <w:gridCol w:w="6074"/>
       </w:tblGrid>
       <w:tr>
         <w:tc>
           <w:tcPr>
-            <w:tcW w:type="dxa" w:w="3286"/>
+            <w:tcW w:w="3286" w:type="dxa"/>
           </w:tcPr>
           <w:p>
-            <w:r>
-              <w:rPr>
-                <w:b/>
-              </w:rPr>
-            </w:r>
+            <w:pPr>
+              <w:spacing w:before="60" w:after="60"/>
+            </w:pPr>
             <w:r>
               <w:rPr>
                 <w:b/>
@@ -1129,14 +2294,12 @@
         </w:tc>
         <w:tc>
           <w:tcPr>
-            <w:tcW w:type="dxa" w:w="6074"/>
+            <w:tcW w:w="6074" w:type="dxa"/>
           </w:tcPr>
           <w:p>
-            <w:r>
-              <w:rPr>
-                <w:b/>
-              </w:rPr>
-            </w:r>
+            <w:pPr>
+              <w:spacing w:before="60" w:after="60"/>
+            </w:pPr>
             <w:r>
               <w:rPr>
                 <w:b/>
@@ -1149,10 +2312,12 @@
       <w:tr>
         <w:tc>
           <w:tcPr>
-            <w:tcW w:type="dxa" w:w="3286"/>
+            <w:tcW w:w="3286" w:type="dxa"/>
           </w:tcPr>
           <w:p>
-            <w:r/>
+            <w:pPr>
+              <w:spacing w:before="60" w:after="60"/>
+            </w:pPr>
             <w:r>
               <w:t>關鍵字（文件名）</w:t>
             </w:r>
@@ -1160,10 +2325,12 @@
         </w:tc>
         <w:tc>
           <w:tcPr>
-            <w:tcW w:type="dxa" w:w="6074"/>
+            <w:tcW w:w="6074" w:type="dxa"/>
           </w:tcPr>
           <w:p>
-            <w:r/>
+            <w:pPr>
+              <w:spacing w:before="60" w:after="60"/>
+            </w:pPr>
             <w:r>
               <w:t>比對文件名稱，輸入其中一段文字即可</w:t>
             </w:r>
@@ -1173,10 +2340,12 @@
       <w:tr>
         <w:tc>
           <w:tcPr>
-            <w:tcW w:type="dxa" w:w="3286"/>
+            <w:tcW w:w="3286" w:type="dxa"/>
           </w:tcPr>
           <w:p>
-            <w:r/>
+            <w:pPr>
+              <w:spacing w:before="60" w:after="60"/>
+            </w:pPr>
             <w:r>
               <w:t>分類</w:t>
             </w:r>
@@ -1184,10 +2353,12 @@
         </w:tc>
         <w:tc>
           <w:tcPr>
-            <w:tcW w:type="dxa" w:w="6074"/>
+            <w:tcW w:w="6074" w:type="dxa"/>
           </w:tcPr>
           <w:p>
-            <w:r/>
+            <w:pPr>
+              <w:spacing w:before="60" w:after="60"/>
+            </w:pPr>
             <w:r>
               <w:t>選定一個分類</w:t>
             </w:r>
@@ -1199,9 +2370,11 @@
       <w:pPr>
         <w:pStyle w:val="2"/>
       </w:pPr>
+      <w:bookmarkStart w:id="9" w:name="_Toc243386801"/>
       <w:r>
         <w:t>五、檢視各可見對象的閱讀情形</w:t>
       </w:r>
+      <w:bookmarkEnd w:id="9"/>
     </w:p>
     <w:p>
       <w:pPr>
@@ -1215,26 +2388,29 @@
       <w:pPr>
         <w:keepNext/>
         <w:spacing w:before="160" w:after="40"/>
-        <w:ind w:left="0" w:firstLine="0"/>
         <w:jc w:val="center"/>
       </w:pPr>
       <w:r>
+        <w:rPr>
+          <w:noProof/>
+        </w:rPr>
         <w:drawing>
-          <wp:inline xmlns:a="http://schemas.openxmlformats.org/drawingml/2006/main" xmlns:pic="http://schemas.openxmlformats.org/drawingml/2006/picture">
-            <wp:extent cx="5580000" cy="1000552"/>
+          <wp:inline distT="0" distB="0" distL="0" distR="0">
+            <wp:extent cx="5220000" cy="936000"/>
+            <wp:effectExtent l="0" t="0" r="0" b="0"/>
             <wp:docPr id="2" name="Picture 2"/>
             <wp:cNvGraphicFramePr>
-              <a:graphicFrameLocks noChangeAspect="1"/>
+              <a:graphicFrameLocks xmlns:a="http://schemas.openxmlformats.org/drawingml/2006/main" noChangeAspect="1"/>
             </wp:cNvGraphicFramePr>
-            <a:graphic>
+            <a:graphic xmlns:a="http://schemas.openxmlformats.org/drawingml/2006/main">
               <a:graphicData uri="http://schemas.openxmlformats.org/drawingml/2006/picture">
-                <pic:pic>
+                <pic:pic xmlns:pic="http://schemas.openxmlformats.org/drawingml/2006/picture">
                   <pic:nvPicPr>
                     <pic:cNvPr id="0" name="dm06-02.png"/>
                     <pic:cNvPicPr/>
                   </pic:nvPicPr>
                   <pic:blipFill>
-                    <a:blip r:embed="rId10"/>
+                    <a:blip r:embed="rId9"/>
                     <a:stretch>
                       <a:fillRect/>
                     </a:stretch>
@@ -1242,9 +2418,11 @@
                   <pic:spPr>
                     <a:xfrm>
                       <a:off x="0" y="0"/>
-                      <a:ext cx="5580000" cy="1000552"/>
+                      <a:ext cx="5220000" cy="936000"/>
                     </a:xfrm>
-                    <a:prstGeom prst="rect"/>
+                    <a:prstGeom prst="rect">
+                      <a:avLst/>
+                    </a:prstGeom>
                   </pic:spPr>
                 </pic:pic>
               </a:graphicData>
@@ -1256,7 +2434,6 @@
     <w:p>
       <w:pPr>
         <w:spacing w:after="160"/>
-        <w:ind w:firstLine="0"/>
         <w:jc w:val="center"/>
       </w:pPr>
       <w:r>
@@ -1264,13 +2441,27 @@
           <w:color w:val="404040"/>
           <w:sz w:val="20"/>
         </w:rPr>
-        <w:t>展開文件後逐組列出可見對象的閱讀情形，沒有對應閱覽者的組別顯示「—（無對應閱覽者）」</w:t>
+        <w:t>展開文件後逐組列出可見對象的閱讀情形，沒有對應閱覽者的組別顯示「</w:t>
+      </w:r>
+      <w:r>
+        <w:rPr>
+          <w:color w:val="404040"/>
+          <w:sz w:val="20"/>
+        </w:rPr>
+        <w:t>—</w:t>
+      </w:r>
+      <w:r>
+        <w:rPr>
+          <w:color w:val="404040"/>
+          <w:sz w:val="20"/>
+        </w:rPr>
+        <w:t>（無對應閱覽者）」</w:t>
       </w:r>
     </w:p>
     <w:p>
       <w:pPr>
         <w:spacing w:before="80" w:after="80"/>
-        <w:ind w:left="283" w:firstLine="0"/>
+        <w:ind w:left="283"/>
       </w:pPr>
       <w:r>
         <w:t>注意：一位閱覽者同時符合同一份文件的多組可見對象時（例如身兼兩種職位，而文件兩組都掛），他會分別計入每一組。因此各組應看相加，可能大於該文件的應看。</w:t>
@@ -1280,9 +2471,11 @@
       <w:pPr>
         <w:pStyle w:val="2"/>
       </w:pPr>
+      <w:bookmarkStart w:id="10" w:name="_Toc243386802"/>
       <w:r>
         <w:t>六、訓練教材</w:t>
       </w:r>
+      <w:bookmarkEnd w:id="10"/>
     </w:p>
     <w:p>
       <w:pPr>
@@ -1298,7 +2491,13 @@
         <w:t>不列入</w:t>
       </w:r>
       <w:r>
-        <w:t>文件統計、統計卡、匯出的 CSV 與每週信件，也不會寄出未讀提醒，而是另列於最下方的「訓練教材」區，只列出文件、分類與目前版本，區塊上方並有一段說明此區不呈現閱讀統計的原因。</w:t>
+        <w:t>文件統計、統計卡、匯出的</w:t>
+      </w:r>
+      <w:r>
+        <w:t xml:space="preserve"> CSV </w:t>
+      </w:r>
+      <w:r>
+        <w:t>與每週信件，也不會寄出未讀提醒，而是另列於最下方的「訓練教材」區，只列出文件、分類與目前版本，區塊上方並有一段說明此區不呈現閱讀統計的原因。</w:t>
       </w:r>
     </w:p>
     <w:p>
@@ -1306,7 +2505,17 @@
         <w:ind w:firstLine="482"/>
       </w:pPr>
       <w:r>
-        <w:t>訓練教材的閱讀由教育訓練模組追蹤：學員於教育訓練課程中閱讀教材，不計入本作業的已看，若在此計算閱讀率將固定偏低。教材的閱讀情形請於 ET02 學員學習表現查看。</w:t>
+        <w:lastRenderedPageBreak/>
+        <w:t>訓練教材的閱讀由教育訓練模組追蹤：學員於教育訓練課程中閱讀教材，不計入本作業的已看，若在此計算閱讀率將固定偏低。教材的閱讀情形請於</w:t>
+      </w:r>
+      <w:r>
+        <w:t xml:space="preserve"> ET02 </w:t>
+      </w:r>
+      <w:r>
+        <w:t>學員</w:t>
+      </w:r>
+      <w:r>
+        <w:t>學習表現查看。</w:t>
       </w:r>
     </w:p>
     <w:p>
@@ -1321,16 +2530,33 @@
       <w:pPr>
         <w:pStyle w:val="2"/>
       </w:pPr>
+      <w:bookmarkStart w:id="11" w:name="_Toc243386803"/>
       <w:r>
-        <w:t>七、匯出 CSV</w:t>
+        <w:t>七、匯出</w:t>
       </w:r>
+      <w:r>
+        <w:t xml:space="preserve"> CSV</w:t>
+      </w:r>
+      <w:bookmarkEnd w:id="11"/>
     </w:p>
     <w:p>
       <w:pPr>
         <w:ind w:firstLine="482"/>
       </w:pPr>
       <w:r>
-        <w:t>按文件統計右上方「匯出 CSV」，系統即下載一份 CSV 檔，內容為</w:t>
+        <w:t>按文件統計右上方「匯出</w:t>
+      </w:r>
+      <w:r>
+        <w:t xml:space="preserve"> CSV</w:t>
+      </w:r>
+      <w:r>
+        <w:t>」，系統即下載一份</w:t>
+      </w:r>
+      <w:r>
+        <w:t xml:space="preserve"> CSV </w:t>
+      </w:r>
+      <w:r>
+        <w:t>檔，內容為</w:t>
       </w:r>
       <w:r>
         <w:rPr>
@@ -1345,26 +2571,23 @@
     <w:tbl>
       <w:tblPr>
         <w:tblStyle w:val="aff2"/>
-        <w:tblW w:type="auto" w:w="0"/>
+        <w:tblW w:w="0" w:type="auto"/>
         <w:tblLayout w:type="fixed"/>
-        <w:tblLook w:firstColumn="1" w:firstRow="1" w:lastColumn="0" w:lastRow="0" w:noHBand="0" w:noVBand="1" w:val="04A0"/>
-        <w:tblLayout w:type="fixed"/>
+        <w:tblLook w:val="04A0" w:firstRow="1" w:lastRow="0" w:firstColumn="1" w:lastColumn="0" w:noHBand="0" w:noVBand="1"/>
       </w:tblPr>
       <w:tblGrid>
-        <w:gridCol w:w="4680"/>
-        <w:gridCol w:w="4680"/>
+        <w:gridCol w:w="1285"/>
+        <w:gridCol w:w="8075"/>
       </w:tblGrid>
       <w:tr>
         <w:tc>
           <w:tcPr>
-            <w:tcW w:type="dxa" w:w="1285"/>
+            <w:tcW w:w="1285" w:type="dxa"/>
           </w:tcPr>
           <w:p>
-            <w:r>
-              <w:rPr>
-                <w:b/>
-              </w:rPr>
-            </w:r>
+            <w:pPr>
+              <w:spacing w:before="60" w:after="60"/>
+            </w:pPr>
             <w:r>
               <w:rPr>
                 <w:b/>
@@ -1375,14 +2598,12 @@
         </w:tc>
         <w:tc>
           <w:tcPr>
-            <w:tcW w:type="dxa" w:w="8075"/>
+            <w:tcW w:w="8075" w:type="dxa"/>
           </w:tcPr>
           <w:p>
-            <w:r>
-              <w:rPr>
-                <w:b/>
-              </w:rPr>
-            </w:r>
+            <w:pPr>
+              <w:spacing w:before="60" w:after="60"/>
+            </w:pPr>
             <w:r>
               <w:rPr>
                 <w:b/>
@@ -1395,10 +2616,12 @@
       <w:tr>
         <w:tc>
           <w:tcPr>
-            <w:tcW w:type="dxa" w:w="1285"/>
+            <w:tcW w:w="1285" w:type="dxa"/>
           </w:tcPr>
           <w:p>
-            <w:r/>
+            <w:pPr>
+              <w:spacing w:before="60" w:after="60"/>
+            </w:pPr>
             <w:r>
               <w:t>欄位</w:t>
             </w:r>
@@ -1406,10 +2629,12 @@
         </w:tc>
         <w:tc>
           <w:tcPr>
-            <w:tcW w:type="dxa" w:w="8075"/>
+            <w:tcW w:w="8075" w:type="dxa"/>
           </w:tcPr>
           <w:p>
-            <w:r/>
+            <w:pPr>
+              <w:spacing w:before="60" w:after="60"/>
+            </w:pPr>
             <w:r>
               <w:t>文件編號、文件名稱、分類、目前版本、應看、已看、未看、閱讀率</w:t>
             </w:r>
@@ -1419,10 +2644,12 @@
       <w:tr>
         <w:tc>
           <w:tcPr>
-            <w:tcW w:type="dxa" w:w="1285"/>
+            <w:tcW w:w="1285" w:type="dxa"/>
           </w:tcPr>
           <w:p>
-            <w:r/>
+            <w:pPr>
+              <w:spacing w:before="60" w:after="60"/>
+            </w:pPr>
             <w:r>
               <w:t>閱讀率</w:t>
             </w:r>
@@ -1430,12 +2657,32 @@
         </w:tc>
         <w:tc>
           <w:tcPr>
-            <w:tcW w:type="dxa" w:w="8075"/>
+            <w:tcW w:w="8075" w:type="dxa"/>
           </w:tcPr>
           <w:p>
-            <w:r/>
+            <w:pPr>
+              <w:spacing w:before="60" w:after="60"/>
+            </w:pPr>
             <w:r>
-              <w:t>以百分比呈現，如「60.0%」；應看為 0 的文件為「—」</w:t>
+              <w:t>以百分比呈現，如「</w:t>
+            </w:r>
+            <w:r>
+              <w:t>60.0%</w:t>
+            </w:r>
+            <w:r>
+              <w:t>」；應看為</w:t>
+            </w:r>
+            <w:r>
+              <w:t xml:space="preserve"> 0 </w:t>
+            </w:r>
+            <w:r>
+              <w:t>的文件為「</w:t>
+            </w:r>
+            <w:r>
+              <w:t>—</w:t>
+            </w:r>
+            <w:r>
+              <w:t>」</w:t>
             </w:r>
           </w:p>
         </w:tc>
@@ -1443,10 +2690,12 @@
       <w:tr>
         <w:tc>
           <w:tcPr>
-            <w:tcW w:type="dxa" w:w="1285"/>
+            <w:tcW w:w="1285" w:type="dxa"/>
           </w:tcPr>
           <w:p>
-            <w:r/>
+            <w:pPr>
+              <w:spacing w:before="60" w:after="60"/>
+            </w:pPr>
             <w:r>
               <w:t>開啟方式</w:t>
             </w:r>
@@ -1454,12 +2703,20 @@
         </w:tc>
         <w:tc>
           <w:tcPr>
-            <w:tcW w:type="dxa" w:w="8075"/>
+            <w:tcW w:w="8075" w:type="dxa"/>
           </w:tcPr>
           <w:p>
-            <w:r/>
+            <w:pPr>
+              <w:spacing w:before="60" w:after="60"/>
+            </w:pPr>
             <w:r>
-              <w:t>可直接以 Excel 開啟，中文不會變成亂碼</w:t>
+              <w:t>可直接以</w:t>
+            </w:r>
+            <w:r>
+              <w:t xml:space="preserve"> Excel </w:t>
+            </w:r>
+            <w:r>
+              <w:t>開啟，中文不會變成亂碼</w:t>
             </w:r>
           </w:p>
         </w:tc>
@@ -1470,48 +2727,65 @@
         <w:ind w:firstLine="482"/>
       </w:pPr>
       <w:r>
-        <w:t>查詢結果為 0 筆時，「匯出 CSV」無法按下。</w:t>
+        <w:t>查詢結果為</w:t>
+      </w:r>
+      <w:r>
+        <w:t xml:space="preserve"> 0 </w:t>
+      </w:r>
+      <w:r>
+        <w:t>筆時，「匯出</w:t>
+      </w:r>
+      <w:r>
+        <w:t xml:space="preserve"> </w:t>
+      </w:r>
+      <w:r>
+        <w:t>CSV</w:t>
+      </w:r>
+      <w:r>
+        <w:t>」無法按下。</w:t>
       </w:r>
     </w:p>
     <w:p>
       <w:pPr>
         <w:pStyle w:val="1"/>
       </w:pPr>
+      <w:bookmarkStart w:id="12" w:name="_Toc243386804"/>
       <w:r>
+        <w:lastRenderedPageBreak/>
         <w:t>參、常見訊息與處置</w:t>
       </w:r>
+      <w:bookmarkEnd w:id="12"/>
     </w:p>
     <w:p>
       <w:pPr>
         <w:pStyle w:val="2"/>
       </w:pPr>
+      <w:bookmarkStart w:id="13" w:name="_Toc243386805"/>
       <w:r>
         <w:t>一、其他情況</w:t>
       </w:r>
+      <w:bookmarkEnd w:id="13"/>
     </w:p>
     <w:tbl>
       <w:tblPr>
         <w:tblStyle w:val="aff2"/>
-        <w:tblW w:type="auto" w:w="0"/>
+        <w:tblW w:w="0" w:type="auto"/>
         <w:tblLayout w:type="fixed"/>
-        <w:tblLook w:firstColumn="1" w:firstRow="1" w:lastColumn="0" w:lastRow="0" w:noHBand="0" w:noVBand="1" w:val="04A0"/>
-        <w:tblLayout w:type="fixed"/>
+        <w:tblLook w:val="04A0" w:firstRow="1" w:lastRow="0" w:firstColumn="1" w:lastColumn="0" w:noHBand="0" w:noVBand="1"/>
       </w:tblPr>
       <w:tblGrid>
-        <w:gridCol w:w="4680"/>
-        <w:gridCol w:w="4680"/>
+        <w:gridCol w:w="2892"/>
+        <w:gridCol w:w="6468"/>
       </w:tblGrid>
       <w:tr>
         <w:tc>
           <w:tcPr>
-            <w:tcW w:type="dxa" w:w="2892"/>
+            <w:tcW w:w="2892" w:type="dxa"/>
           </w:tcPr>
           <w:p>
-            <w:r>
-              <w:rPr>
-                <w:b/>
-              </w:rPr>
-            </w:r>
+            <w:pPr>
+              <w:spacing w:before="60" w:after="60"/>
+            </w:pPr>
             <w:r>
               <w:rPr>
                 <w:b/>
@@ -1522,14 +2796,12 @@
         </w:tc>
         <w:tc>
           <w:tcPr>
-            <w:tcW w:type="dxa" w:w="6468"/>
+            <w:tcW w:w="6468" w:type="dxa"/>
           </w:tcPr>
           <w:p>
-            <w:r>
-              <w:rPr>
-                <w:b/>
-              </w:rPr>
-            </w:r>
+            <w:pPr>
+              <w:spacing w:before="60" w:after="60"/>
+            </w:pPr>
             <w:r>
               <w:rPr>
                 <w:b/>
@@ -1542,10 +2814,12 @@
       <w:tr>
         <w:tc>
           <w:tcPr>
-            <w:tcW w:type="dxa" w:w="2892"/>
+            <w:tcW w:w="2892" w:type="dxa"/>
           </w:tcPr>
           <w:p>
-            <w:r/>
+            <w:pPr>
+              <w:spacing w:before="60" w:after="60"/>
+            </w:pPr>
             <w:r>
               <w:t>「查無符合條件之文件統計」</w:t>
             </w:r>
@@ -1553,10 +2827,12 @@
         </w:tc>
         <w:tc>
           <w:tcPr>
-            <w:tcW w:type="dxa" w:w="6468"/>
+            <w:tcW w:w="6468" w:type="dxa"/>
           </w:tcPr>
           <w:p>
-            <w:r/>
+            <w:pPr>
+              <w:spacing w:before="60" w:after="60"/>
+            </w:pPr>
             <w:r>
               <w:t>沒有符合條件的文件。請減少條件，或改輸入較短的關鍵字</w:t>
             </w:r>
@@ -1566,10 +2842,12 @@
       <w:tr>
         <w:tc>
           <w:tcPr>
-            <w:tcW w:type="dxa" w:w="2892"/>
+            <w:tcW w:w="2892" w:type="dxa"/>
           </w:tcPr>
           <w:p>
-            <w:r/>
+            <w:pPr>
+              <w:spacing w:before="60" w:after="60"/>
+            </w:pPr>
             <w:r>
               <w:t>某人下載後已看人數沒有增加</w:t>
             </w:r>
@@ -1577,32 +2855,64 @@
         </w:tc>
         <w:tc>
           <w:tcPr>
-            <w:tcW w:type="dxa" w:w="6468"/>
+            <w:tcW w:w="6468" w:type="dxa"/>
           </w:tcPr>
           <w:p>
-            <w:r/>
+            <w:pPr>
+              <w:spacing w:before="60" w:after="60"/>
+            </w:pPr>
             <w:r>
-              <w:t>依序確認：1. 是否為下載而非預覽</w:t>
+              <w:t>依序確認：</w:t>
+            </w:r>
+            <w:r>
+              <w:t xml:space="preserve">1. </w:t>
+            </w:r>
+            <w:r>
+              <w:t>是否為下載而非預覽</w:t>
             </w:r>
           </w:p>
           <w:p>
+            <w:pPr>
+              <w:spacing w:before="60" w:after="60"/>
+            </w:pPr>
             <w:r>
-              <w:t>2. 下載的是否為目前發布版</w:t>
+              <w:t xml:space="preserve">2. </w:t>
+            </w:r>
+            <w:r>
+              <w:t>下載的是否為目前發布版</w:t>
             </w:r>
           </w:p>
           <w:p>
+            <w:pPr>
+              <w:spacing w:before="60" w:after="60"/>
+            </w:pPr>
             <w:r>
-              <w:t>3. 該員是否具閱覽者角色、且可見對象與文件相符</w:t>
+              <w:t xml:space="preserve">3. </w:t>
+            </w:r>
+            <w:r>
+              <w:t>該員是否具閱覽者角色、且可見對象與文件相符</w:t>
             </w:r>
           </w:p>
           <w:p>
+            <w:pPr>
+              <w:spacing w:before="60" w:after="60"/>
+            </w:pPr>
             <w:r>
-              <w:t>4. 該員帳號是否為啟用中</w:t>
+              <w:t xml:space="preserve">4. </w:t>
+            </w:r>
+            <w:r>
+              <w:t>該員帳號是否為啟用中</w:t>
             </w:r>
           </w:p>
           <w:p>
+            <w:pPr>
+              <w:spacing w:before="60" w:after="60"/>
+            </w:pPr>
             <w:r>
-              <w:t>5. 該員先前是否已下載過同一版本</w:t>
+              <w:t xml:space="preserve">5. </w:t>
+            </w:r>
+            <w:r>
+              <w:t>該員先前是否已下載過同一版本</w:t>
             </w:r>
           </w:p>
         </w:tc>
@@ -1610,23 +2920,39 @@
       <w:tr>
         <w:tc>
           <w:tcPr>
-            <w:tcW w:type="dxa" w:w="2892"/>
+            <w:tcW w:w="2892" w:type="dxa"/>
           </w:tcPr>
           <w:p>
-            <w:r/>
+            <w:pPr>
+              <w:spacing w:before="60" w:after="60"/>
+            </w:pPr>
             <w:r>
-              <w:t>閱讀率顯示「—（無對應閱覽者）」</w:t>
+              <w:t>閱讀率顯示「</w:t>
+            </w:r>
+            <w:r>
+              <w:t>—</w:t>
+            </w:r>
+            <w:r>
+              <w:t>（無對應閱覽者）」</w:t>
             </w:r>
           </w:p>
         </w:tc>
         <w:tc>
           <w:tcPr>
-            <w:tcW w:type="dxa" w:w="6468"/>
+            <w:tcW w:w="6468" w:type="dxa"/>
           </w:tcPr>
           <w:p>
-            <w:r/>
+            <w:pPr>
+              <w:spacing w:before="60" w:after="60"/>
+            </w:pPr>
             <w:r>
-              <w:t>沒有任何具閱覽者角色的人符合該文件的可見對象。請確認文件的可見對象，或請管理者於 DP02 權限管理為相關人員指派閱覽者角色與可見對象</w:t>
+              <w:t>沒有任何具閱覽者角色的人符合該文件的可見對象。請確認文件的可見對象，或請管理者於</w:t>
+            </w:r>
+            <w:r>
+              <w:t xml:space="preserve"> DP02 </w:t>
+            </w:r>
+            <w:r>
+              <w:t>權限管理為相關人員指派閱覽者角色與可見對象</w:t>
             </w:r>
           </w:p>
         </w:tc>
@@ -1634,10 +2960,12 @@
       <w:tr>
         <w:tc>
           <w:tcPr>
-            <w:tcW w:type="dxa" w:w="2892"/>
+            <w:tcW w:w="2892" w:type="dxa"/>
           </w:tcPr>
           <w:p>
-            <w:r/>
+            <w:pPr>
+              <w:spacing w:before="60" w:after="60"/>
+            </w:pPr>
             <w:r>
               <w:t>「無權限存取此功能」</w:t>
             </w:r>
@@ -1645,19 +2973,28 @@
         </w:tc>
         <w:tc>
           <w:tcPr>
-            <w:tcW w:type="dxa" w:w="6468"/>
+            <w:tcW w:w="6468" w:type="dxa"/>
           </w:tcPr>
           <w:p>
-            <w:r/>
+            <w:pPr>
+              <w:spacing w:before="60" w:after="60"/>
+            </w:pPr>
             <w:r>
-              <w:t>本人未具文件管理的管理者角色，請洽其他管理者於 DP02 權限管理授予</w:t>
+              <w:t>本人未具文件管理的管理者角色，請洽其他管理者於</w:t>
+            </w:r>
+            <w:r>
+              <w:t xml:space="preserve"> DP02 </w:t>
+            </w:r>
+            <w:r>
+              <w:t>權限管理授予</w:t>
             </w:r>
           </w:p>
         </w:tc>
       </w:tr>
     </w:tbl>
+    <w:p/>
     <w:sectPr>
-      <w:footerReference w:type="default" r:id="rId46"/>
+      <w:footerReference w:type="default" r:id="rId10"/>
       <w:pgSz w:w="12240" w:h="15840"/>
       <w:pgMar w:top="1440" w:right="1440" w:bottom="1440" w:left="1440" w:header="720" w:footer="720" w:gutter="0"/>
       <w:pgNumType w:start="1"/>
@@ -1698,16 +3035,6 @@
   <w:p>
     <w:pPr>
       <w:pStyle w:val="a5"/>
-    </w:pPr>
-  </w:p>
-</w:ftr>
-</file>
-
-<file path=word/footer2.xml><?xml version="1.0" encoding="utf-8"?>
-<w:ftr xmlns:wpc="http://schemas.microsoft.com/office/word/2010/wordprocessingCanvas" xmlns:cx="http://schemas.microsoft.com/office/drawing/2014/chartex" xmlns:cx1="http://schemas.microsoft.com/office/drawing/2015/9/8/chartex" xmlns:cx2="http://schemas.microsoft.com/office/drawing/2015/10/21/chartex" xmlns:cx3="http://schemas.microsoft.com/office/drawing/2016/5/9/chartex" xmlns:cx4="http://schemas.microsoft.com/office/drawing/2016/5/10/chartex" xmlns:cx5="http://schemas.microsoft.com/office/drawing/2016/5/11/chartex" xmlns:cx6="http://schemas.microsoft.com/office/drawing/2016/5/12/chartex" xmlns:cx7="http://schemas.microsoft.com/office/drawing/2016/5/13/chartex" xmlns:cx8="http://schemas.microsoft.com/office/drawing/2016/5/14/chartex" xmlns:mc="http://schemas.openxmlformats.org/markup-compatibility/2006" xmlns:aink="http://schemas.microsoft.com/office/drawing/2016/ink" xmlns:am3d="http://schemas.microsoft.com/office/drawing/2017/model3d" xmlns:o="urn:schemas-microsoft-com:office:office" xmlns:r="http://schemas.openxmlformats.org/officeDocument/2006/relationships" xmlns:m="http://schemas.openxmlformats.org/officeDocument/2006/math" xmlns:v="urn:schemas-microsoft-com:vml" xmlns:wp14="http://schemas.microsoft.com/office/word/2010/wordprocessingDrawing" xmlns:wp="http://schemas.openxmlformats.org/drawingml/2006/wordprocessingDrawing" xmlns:w10="urn:schemas-microsoft-com:office:word" xmlns:w="http://schemas.openxmlformats.org/wordprocessingml/2006/main" xmlns:w14="http://schemas.microsoft.com/office/word/2010/wordml" xmlns:w15="http://schemas.microsoft.com/office/word/2012/wordml" xmlns:w16cid="http://schemas.microsoft.com/office/word/2016/wordml/cid" xmlns:w16se="http://schemas.microsoft.com/office/word/2015/wordml/symex" xmlns:wpg="http://schemas.microsoft.com/office/word/2010/wordprocessingGroup" xmlns:wpi="http://schemas.microsoft.com/office/word/2010/wordprocessingInk" xmlns:wne="http://schemas.microsoft.com/office/word/2006/wordml" xmlns:wps="http://schemas.microsoft.com/office/word/2010/wordprocessingShape" mc:Ignorable="w14 w15 w16se w16cid wp14">
-  <w:p>
-    <w:pPr>
-      <w:pStyle w:val="a5"/>
       <w:jc w:val="center"/>
     </w:pPr>
     <w:r>
@@ -1771,7 +3098,7 @@
         <w:noProof/>
         <w:sz w:val="20"/>
       </w:rPr>
-      <w:t>39</w:t>
+      <w:t>5</w:t>
     </w:r>
     <w:r>
       <w:rPr>
@@ -1811,6 +3138,64 @@
 <file path=word/numbering.xml><?xml version="1.0" encoding="utf-8"?>
 <w:numbering xmlns:wpc="http://schemas.microsoft.com/office/word/2010/wordprocessingCanvas" xmlns:cx="http://schemas.microsoft.com/office/drawing/2014/chartex" xmlns:cx1="http://schemas.microsoft.com/office/drawing/2015/9/8/chartex" xmlns:cx2="http://schemas.microsoft.com/office/drawing/2015/10/21/chartex" xmlns:cx3="http://schemas.microsoft.com/office/drawing/2016/5/9/chartex" xmlns:cx4="http://schemas.microsoft.com/office/drawing/2016/5/10/chartex" xmlns:cx5="http://schemas.microsoft.com/office/drawing/2016/5/11/chartex" xmlns:cx6="http://schemas.microsoft.com/office/drawing/2016/5/12/chartex" xmlns:cx7="http://schemas.microsoft.com/office/drawing/2016/5/13/chartex" xmlns:cx8="http://schemas.microsoft.com/office/drawing/2016/5/14/chartex" xmlns:mc="http://schemas.openxmlformats.org/markup-compatibility/2006" xmlns:aink="http://schemas.microsoft.com/office/drawing/2016/ink" xmlns:am3d="http://schemas.microsoft.com/office/drawing/2017/model3d" xmlns:o="urn:schemas-microsoft-com:office:office" xmlns:r="http://schemas.openxmlformats.org/officeDocument/2006/relationships" xmlns:m="http://schemas.openxmlformats.org/officeDocument/2006/math" xmlns:v="urn:schemas-microsoft-com:vml" xmlns:wp14="http://schemas.microsoft.com/office/word/2010/wordprocessingDrawing" xmlns:wp="http://schemas.openxmlformats.org/drawingml/2006/wordprocessingDrawing" xmlns:w10="urn:schemas-microsoft-com:office:word" xmlns:w="http://schemas.openxmlformats.org/wordprocessingml/2006/main" xmlns:w14="http://schemas.microsoft.com/office/word/2010/wordml" xmlns:w15="http://schemas.microsoft.com/office/word/2012/wordml" xmlns:w16cid="http://schemas.microsoft.com/office/word/2016/wordml/cid" xmlns:w16se="http://schemas.microsoft.com/office/word/2015/wordml/symex" xmlns:wpg="http://schemas.microsoft.com/office/word/2010/wordprocessingGroup" xmlns:wpi="http://schemas.microsoft.com/office/word/2010/wordprocessingInk" xmlns:wne="http://schemas.microsoft.com/office/word/2006/wordml" xmlns:wps="http://schemas.microsoft.com/office/word/2010/wordprocessingShape" mc:Ignorable="w14 w15 w16se w16cid wp14">
   <w:abstractNum w:abstractNumId="0" w15:restartNumberingAfterBreak="0">
+    <w:nsid w:val="14AE08D2"/>
+    <w:multiLevelType w:val="multilevel"/>
+    <w:tmpl w:val="25C8D3F0"/>
+    <w:lvl w:ilvl="0">
+      <w:start w:val="1"/>
+      <w:numFmt w:val="bullet"/>
+      <w:lvlText w:val="●"/>
+      <w:lvlJc w:val="left"/>
+      <w:pPr>
+        <w:ind w:left="482" w:hanging="482"/>
+      </w:pPr>
+    </w:lvl>
+    <w:lvl w:ilvl="1">
+      <w:start w:val="1"/>
+      <w:numFmt w:val="bullet"/>
+      <w:lvlText w:val="●"/>
+      <w:lvlJc w:val="left"/>
+      <w:pPr>
+        <w:ind w:left="1440" w:hanging="480"/>
+      </w:pPr>
+    </w:lvl>
+    <w:lvl w:ilvl="2">
+      <w:numFmt w:val="decimal"/>
+      <w:lvlText w:val=""/>
+      <w:lvlJc w:val="left"/>
+    </w:lvl>
+    <w:lvl w:ilvl="3">
+      <w:numFmt w:val="decimal"/>
+      <w:lvlText w:val=""/>
+      <w:lvlJc w:val="left"/>
+    </w:lvl>
+    <w:lvl w:ilvl="4">
+      <w:numFmt w:val="decimal"/>
+      <w:lvlText w:val=""/>
+      <w:lvlJc w:val="left"/>
+    </w:lvl>
+    <w:lvl w:ilvl="5">
+      <w:numFmt w:val="decimal"/>
+      <w:lvlText w:val=""/>
+      <w:lvlJc w:val="left"/>
+    </w:lvl>
+    <w:lvl w:ilvl="6">
+      <w:numFmt w:val="decimal"/>
+      <w:lvlText w:val=""/>
+      <w:lvlJc w:val="left"/>
+    </w:lvl>
+    <w:lvl w:ilvl="7">
+      <w:numFmt w:val="decimal"/>
+      <w:lvlText w:val=""/>
+      <w:lvlJc w:val="left"/>
+    </w:lvl>
+    <w:lvl w:ilvl="8">
+      <w:numFmt w:val="decimal"/>
+      <w:lvlText w:val=""/>
+      <w:lvlJc w:val="left"/>
+    </w:lvl>
+  </w:abstractNum>
+  <w:abstractNum w:abstractNumId="1" w15:restartNumberingAfterBreak="0">
     <w:nsid w:val="1ABC44C1"/>
     <w:multiLevelType w:val="singleLevel"/>
     <w:tmpl w:val="DB806158"/>
@@ -1827,7 +3212,7 @@
       </w:rPr>
     </w:lvl>
   </w:abstractNum>
-  <w:abstractNum w:abstractNumId="1" w15:restartNumberingAfterBreak="0">
+  <w:abstractNum w:abstractNumId="2" w15:restartNumberingAfterBreak="0">
     <w:nsid w:val="7CDE1FC3"/>
     <w:multiLevelType w:val="hybridMultilevel"/>
     <w:tmpl w:val="7EACF0CE"/>
@@ -1891,237 +3276,226 @@
       <w:lvlJc w:val="left"/>
     </w:lvl>
   </w:abstractNum>
-  <w:abstractNum w:abstractNumId="900">
-    <w:lvl w:ilvl="0">
-      <w:start w:val="1"/>
-      <w:numFmt w:val="bullet"/>
-      <w:lvlText w:val="●"/>
-      <w:lvlJc w:val="left"/>
-      <w:pPr>
-        <w:ind w:left="482" w:hanging="482"/>
-      </w:pPr>
-    </w:lvl>
-  </w:abstractNum>
   <w:num w:numId="1">
-    <w:abstractNumId w:val="0"/>
+    <w:abstractNumId w:val="1"/>
     <w:lvlOverride w:ilvl="0">
       <w:startOverride w:val="1"/>
     </w:lvlOverride>
   </w:num>
   <w:num w:numId="2">
-    <w:abstractNumId w:val="0"/>
+    <w:abstractNumId w:val="1"/>
     <w:lvlOverride w:ilvl="0">
       <w:startOverride w:val="1"/>
     </w:lvlOverride>
   </w:num>
   <w:num w:numId="3">
-    <w:abstractNumId w:val="0"/>
+    <w:abstractNumId w:val="1"/>
     <w:lvlOverride w:ilvl="0">
       <w:startOverride w:val="1"/>
     </w:lvlOverride>
   </w:num>
   <w:num w:numId="4">
+    <w:abstractNumId w:val="2"/>
+    <w:lvlOverride w:ilvl="0">
+      <w:startOverride w:val="1"/>
+    </w:lvlOverride>
+  </w:num>
+  <w:num w:numId="5">
     <w:abstractNumId w:val="1"/>
     <w:lvlOverride w:ilvl="0">
       <w:startOverride w:val="1"/>
     </w:lvlOverride>
   </w:num>
-  <w:num w:numId="5">
-    <w:abstractNumId w:val="0"/>
-    <w:lvlOverride w:ilvl="0">
-      <w:startOverride w:val="1"/>
-    </w:lvlOverride>
-  </w:num>
   <w:num w:numId="6">
-    <w:abstractNumId w:val="0"/>
+    <w:abstractNumId w:val="1"/>
     <w:lvlOverride w:ilvl="0">
       <w:startOverride w:val="1"/>
     </w:lvlOverride>
   </w:num>
   <w:num w:numId="7">
-    <w:abstractNumId w:val="0"/>
+    <w:abstractNumId w:val="1"/>
     <w:lvlOverride w:ilvl="0">
       <w:startOverride w:val="1"/>
     </w:lvlOverride>
   </w:num>
   <w:num w:numId="8">
-    <w:abstractNumId w:val="0"/>
+    <w:abstractNumId w:val="1"/>
     <w:lvlOverride w:ilvl="0">
       <w:startOverride w:val="1"/>
     </w:lvlOverride>
   </w:num>
   <w:num w:numId="9">
-    <w:abstractNumId w:val="0"/>
+    <w:abstractNumId w:val="1"/>
     <w:lvlOverride w:ilvl="0">
       <w:startOverride w:val="1"/>
     </w:lvlOverride>
   </w:num>
   <w:num w:numId="10">
-    <w:abstractNumId w:val="0"/>
+    <w:abstractNumId w:val="1"/>
     <w:lvlOverride w:ilvl="0">
       <w:startOverride w:val="1"/>
     </w:lvlOverride>
   </w:num>
   <w:num w:numId="11">
-    <w:abstractNumId w:val="0"/>
+    <w:abstractNumId w:val="1"/>
     <w:lvlOverride w:ilvl="0">
       <w:startOverride w:val="1"/>
     </w:lvlOverride>
   </w:num>
   <w:num w:numId="12">
-    <w:abstractNumId w:val="0"/>
+    <w:abstractNumId w:val="1"/>
     <w:lvlOverride w:ilvl="0">
       <w:startOverride w:val="1"/>
     </w:lvlOverride>
   </w:num>
   <w:num w:numId="13">
-    <w:abstractNumId w:val="0"/>
+    <w:abstractNumId w:val="1"/>
     <w:lvlOverride w:ilvl="0">
       <w:startOverride w:val="1"/>
     </w:lvlOverride>
   </w:num>
   <w:num w:numId="14">
-    <w:abstractNumId w:val="0"/>
+    <w:abstractNumId w:val="1"/>
     <w:lvlOverride w:ilvl="0">
       <w:startOverride w:val="1"/>
     </w:lvlOverride>
   </w:num>
   <w:num w:numId="15">
-    <w:abstractNumId w:val="0"/>
+    <w:abstractNumId w:val="1"/>
     <w:lvlOverride w:ilvl="0">
       <w:startOverride w:val="1"/>
     </w:lvlOverride>
   </w:num>
   <w:num w:numId="16">
-    <w:abstractNumId w:val="0"/>
+    <w:abstractNumId w:val="1"/>
     <w:lvlOverride w:ilvl="0">
       <w:startOverride w:val="1"/>
     </w:lvlOverride>
   </w:num>
   <w:num w:numId="17">
-    <w:abstractNumId w:val="0"/>
+    <w:abstractNumId w:val="1"/>
     <w:lvlOverride w:ilvl="0">
       <w:startOverride w:val="1"/>
     </w:lvlOverride>
   </w:num>
   <w:num w:numId="18">
-    <w:abstractNumId w:val="0"/>
+    <w:abstractNumId w:val="1"/>
     <w:lvlOverride w:ilvl="0">
       <w:startOverride w:val="1"/>
     </w:lvlOverride>
   </w:num>
   <w:num w:numId="19">
-    <w:abstractNumId w:val="0"/>
+    <w:abstractNumId w:val="1"/>
     <w:lvlOverride w:ilvl="0">
       <w:startOverride w:val="1"/>
     </w:lvlOverride>
   </w:num>
   <w:num w:numId="20">
-    <w:abstractNumId w:val="0"/>
+    <w:abstractNumId w:val="1"/>
     <w:lvlOverride w:ilvl="0">
       <w:startOverride w:val="1"/>
     </w:lvlOverride>
   </w:num>
   <w:num w:numId="21">
-    <w:abstractNumId w:val="0"/>
+    <w:abstractNumId w:val="1"/>
     <w:lvlOverride w:ilvl="0">
       <w:startOverride w:val="1"/>
     </w:lvlOverride>
   </w:num>
   <w:num w:numId="22">
-    <w:abstractNumId w:val="0"/>
+    <w:abstractNumId w:val="1"/>
     <w:lvlOverride w:ilvl="0">
       <w:startOverride w:val="1"/>
     </w:lvlOverride>
   </w:num>
   <w:num w:numId="23">
-    <w:abstractNumId w:val="0"/>
+    <w:abstractNumId w:val="1"/>
     <w:lvlOverride w:ilvl="0">
       <w:startOverride w:val="1"/>
     </w:lvlOverride>
   </w:num>
   <w:num w:numId="24">
-    <w:abstractNumId w:val="0"/>
+    <w:abstractNumId w:val="1"/>
     <w:lvlOverride w:ilvl="0">
       <w:startOverride w:val="1"/>
     </w:lvlOverride>
   </w:num>
   <w:num w:numId="25">
-    <w:abstractNumId w:val="0"/>
+    <w:abstractNumId w:val="1"/>
     <w:lvlOverride w:ilvl="0">
       <w:startOverride w:val="1"/>
     </w:lvlOverride>
   </w:num>
   <w:num w:numId="26">
-    <w:abstractNumId w:val="0"/>
+    <w:abstractNumId w:val="1"/>
     <w:lvlOverride w:ilvl="0">
       <w:startOverride w:val="1"/>
     </w:lvlOverride>
   </w:num>
   <w:num w:numId="27">
-    <w:abstractNumId w:val="0"/>
+    <w:abstractNumId w:val="1"/>
     <w:lvlOverride w:ilvl="0">
       <w:startOverride w:val="1"/>
     </w:lvlOverride>
   </w:num>
   <w:num w:numId="28">
-    <w:abstractNumId w:val="0"/>
+    <w:abstractNumId w:val="1"/>
     <w:lvlOverride w:ilvl="0">
       <w:startOverride w:val="1"/>
     </w:lvlOverride>
   </w:num>
   <w:num w:numId="29">
-    <w:abstractNumId w:val="0"/>
+    <w:abstractNumId w:val="1"/>
     <w:lvlOverride w:ilvl="0">
       <w:startOverride w:val="1"/>
     </w:lvlOverride>
   </w:num>
   <w:num w:numId="30">
-    <w:abstractNumId w:val="0"/>
+    <w:abstractNumId w:val="1"/>
     <w:lvlOverride w:ilvl="0">
       <w:startOverride w:val="1"/>
     </w:lvlOverride>
   </w:num>
   <w:num w:numId="31">
-    <w:abstractNumId w:val="0"/>
+    <w:abstractNumId w:val="1"/>
     <w:lvlOverride w:ilvl="0">
       <w:startOverride w:val="1"/>
     </w:lvlOverride>
   </w:num>
   <w:num w:numId="32">
-    <w:abstractNumId w:val="0"/>
+    <w:abstractNumId w:val="1"/>
     <w:lvlOverride w:ilvl="0">
       <w:startOverride w:val="1"/>
     </w:lvlOverride>
   </w:num>
   <w:num w:numId="33">
-    <w:abstractNumId w:val="0"/>
+    <w:abstractNumId w:val="1"/>
     <w:lvlOverride w:ilvl="0">
       <w:startOverride w:val="1"/>
     </w:lvlOverride>
   </w:num>
   <w:num w:numId="34">
-    <w:abstractNumId w:val="0"/>
+    <w:abstractNumId w:val="1"/>
     <w:lvlOverride w:ilvl="0">
       <w:startOverride w:val="1"/>
     </w:lvlOverride>
   </w:num>
   <w:num w:numId="35">
-    <w:abstractNumId w:val="0"/>
+    <w:abstractNumId w:val="1"/>
     <w:lvlOverride w:ilvl="0">
       <w:startOverride w:val="1"/>
     </w:lvlOverride>
   </w:num>
   <w:num w:numId="36">
-    <w:abstractNumId w:val="0"/>
+    <w:abstractNumId w:val="1"/>
     <w:lvlOverride w:ilvl="0">
       <w:startOverride w:val="1"/>
     </w:lvlOverride>
   </w:num>
+  <w:num w:numId="37">
+    <w:abstractNumId w:val="0"/>
+  </w:num>
   <w:numIdMacAtCleanup w:val="36"/>
-  <w:num w:numId="900">
-    <w:abstractNumId w:val="900"/>
-  </w:num>
 </w:numbering>
 </file>
 
@@ -13887,7 +15261,7 @@
 </file>
 
 <file path=customXml/itemProps1.xml><?xml version="1.0" encoding="utf-8"?>
-<ds:datastoreItem xmlns:ds="http://schemas.openxmlformats.org/officeDocument/2006/customXml" ds:itemID="{F5433768-CC8D-4AF3-B2C9-4B3C2D302557}">
+<ds:datastoreItem xmlns:ds="http://schemas.openxmlformats.org/officeDocument/2006/customXml" ds:itemID="{D90BCE5E-69B5-4852-ACFD-968599BAB4F9}">
   <ds:schemaRefs>
     <ds:schemaRef ds:uri="http://schemas.openxmlformats.org/officeDocument/2006/bibliography"/>
   </ds:schemaRefs>
